--- a/results/paper_tables/follow_up/03_topAE_per_molecule.docx
+++ b/results/paper_tables/follow_up/03_topAE_per_molecule.docx
@@ -28,8 +28,8 @@
       </w:tblPr>
       <w:tblGrid>
         <w:gridCol w:w="1074"/>
-        <w:gridCol w:w="1882"/>
-        <w:gridCol w:w="404"/>
+        <w:gridCol w:w="2166"/>
+        <w:gridCol w:w="493"/>
         <w:gridCol w:w="1164"/>
         <w:gridCol w:w="634"/>
       </w:tblGrid>
@@ -312,7 +312,7 @@
       </w:tr>
       <w:tr>
         <w:trPr>
-          <w:trHeight w:val="433" w:hRule="auto"/>
+          <w:trHeight w:val="462" w:hRule="auto"/>
         </w:trPr>
         body 1
         <w:tc>
@@ -420,7 +420,7 @@
                 <w:szCs w:val="17"/>
                 <w:color w:val="24212B"/>
               </w:rPr>
-              <w:t xml:space="preserve">attention disturbance</w:t>
+              <w:t xml:space="preserve">anxiety</w:t>
             </w:r>
           </w:p>
         </w:tc>
@@ -528,7 +528,7 @@
                 <w:szCs w:val="17"/>
                 <w:color w:val="24212B"/>
               </w:rPr>
-              <w:t xml:space="preserve">0.067</w:t>
+              <w:t xml:space="preserve">0.157</w:t>
             </w:r>
           </w:p>
         </w:tc>
@@ -684,7 +684,7 @@
                 <w:szCs w:val="17"/>
                 <w:color w:val="24212B"/>
               </w:rPr>
-              <w:t xml:space="preserve">headache</w:t>
+              <w:t xml:space="preserve">attention disturbance</w:t>
             </w:r>
           </w:p>
         </w:tc>
@@ -792,7 +792,7 @@
                 <w:szCs w:val="17"/>
                 <w:color w:val="24212B"/>
               </w:rPr>
-              <w:t xml:space="preserve">0.307</w:t>
+              <w:t xml:space="preserve">0.255</w:t>
             </w:r>
           </w:p>
         </w:tc>
@@ -853,7 +853,7 @@
       </w:tr>
       <w:tr>
         <w:trPr>
-          <w:trHeight w:val="463" w:hRule="auto"/>
+          <w:trHeight w:val="433" w:hRule="auto"/>
         </w:trPr>
         body 3
         <w:tc>
@@ -948,115 +948,115 @@
                 <w:szCs w:val="17"/>
                 <w:color w:val="24212B"/>
               </w:rPr>
-              <w:t xml:space="preserve">lack of appetite</w:t>
-            </w:r>
-          </w:p>
-        </w:tc>
-        <w:tc>
-          <w:tcPr>
-            <w:tcBorders>
-              <w:bottom w:val="none" w:sz="0" w:space="0" w:color="000000"/>
-              <w:top w:val="none" w:sz="0" w:space="0" w:color="000000"/>
-              <w:left w:val="none" w:sz="0" w:space="0" w:color="000000"/>
-              <w:right w:val="none" w:sz="0" w:space="0" w:color="000000"/>
-            </w:tcBorders>
-            <w:shd w:val="clear" w:color="auto" w:fill="FFFFFF"/>
-            <w:tcMar>
-              <w:top w:w="0" w:type="dxa"/>
-              <w:bottom w:w="0" w:type="dxa"/>
-              <w:left w:w="0" w:type="dxa"/>
-              <w:right w:w="0" w:type="dxa"/>
-            </w:tcMar>
-            <w:vAlign w:val="center"/>
-          </w:tcPr>
-          <w:p>
-            <w:pPr>
-              <w:jc w:val="center"/>
-              <w:pBdr>
-                <w:bottom w:val="none" w:sz="0" w:space="0" w:color="000000"/>
-                <w:top w:val="none" w:sz="0" w:space="0" w:color="000000"/>
-                <w:left w:val="none" w:sz="0" w:space="0" w:color="000000"/>
-                <w:right w:val="none" w:sz="0" w:space="0" w:color="000000"/>
-              </w:pBdr>
-              <w:spacing w:after="60" w:before="60" w:line="240"/>
-              <w:ind w:left="60" w:right="60" w:firstLine="0" w:firstLineChars="0"/>
-              <w:rPr>
-                <w:rFonts w:ascii="Helvetica" w:hAnsi="Helvetica" w:eastAsia="Helvetica" w:cs="Helvetica"/>
-                <w:i w:val="false"/>
-                <w:b w:val="false"/>
-                <w:u w:val="none"/>
-                <w:strike w:val="false"/>
-                <w:sz w:val="17"/>
-                <w:szCs w:val="17"/>
-                <w:color w:val="24212B"/>
-              </w:rPr>
-            </w:pPr>
-            <w:r>
-              <w:rPr>
-                <w:rFonts w:ascii="Helvetica" w:hAnsi="Helvetica" w:eastAsia="Helvetica" w:cs="Helvetica"/>
-                <w:i w:val="false"/>
-                <w:b w:val="false"/>
-                <w:u w:val="none"/>
-                <w:strike w:val="false"/>
-                <w:sz w:val="17"/>
-                <w:szCs w:val="17"/>
-                <w:color w:val="24212B"/>
-              </w:rPr>
-              <w:t xml:space="preserve">4</w:t>
-            </w:r>
-          </w:p>
-        </w:tc>
-        <w:tc>
-          <w:tcPr>
-            <w:tcBorders>
-              <w:bottom w:val="none" w:sz="0" w:space="0" w:color="000000"/>
-              <w:top w:val="none" w:sz="0" w:space="0" w:color="000000"/>
-              <w:left w:val="none" w:sz="0" w:space="0" w:color="000000"/>
-              <w:right w:val="none" w:sz="0" w:space="0" w:color="000000"/>
-            </w:tcBorders>
-            <w:shd w:val="clear" w:color="auto" w:fill="FFFFFF"/>
-            <w:tcMar>
-              <w:top w:w="0" w:type="dxa"/>
-              <w:bottom w:w="0" w:type="dxa"/>
-              <w:left w:w="0" w:type="dxa"/>
-              <w:right w:w="0" w:type="dxa"/>
-            </w:tcMar>
-            <w:vAlign w:val="center"/>
-          </w:tcPr>
-          <w:p>
-            <w:pPr>
-              <w:jc w:val="center"/>
-              <w:pBdr>
-                <w:bottom w:val="none" w:sz="0" w:space="0" w:color="000000"/>
-                <w:top w:val="none" w:sz="0" w:space="0" w:color="000000"/>
-                <w:left w:val="none" w:sz="0" w:space="0" w:color="000000"/>
-                <w:right w:val="none" w:sz="0" w:space="0" w:color="000000"/>
-              </w:pBdr>
-              <w:spacing w:after="60" w:before="60" w:line="240"/>
-              <w:ind w:left="60" w:right="60" w:firstLine="0" w:firstLineChars="0"/>
-              <w:rPr>
-                <w:rFonts w:ascii="Helvetica" w:hAnsi="Helvetica" w:eastAsia="Helvetica" w:cs="Helvetica"/>
-                <w:i w:val="false"/>
-                <w:b w:val="false"/>
-                <w:u w:val="none"/>
-                <w:strike w:val="false"/>
-                <w:sz w:val="17"/>
-                <w:szCs w:val="17"/>
-                <w:color w:val="24212B"/>
-              </w:rPr>
-            </w:pPr>
-            <w:r>
-              <w:rPr>
-                <w:rFonts w:ascii="Helvetica" w:hAnsi="Helvetica" w:eastAsia="Helvetica" w:cs="Helvetica"/>
-                <w:i w:val="false"/>
-                <w:b w:val="false"/>
-                <w:u w:val="none"/>
-                <w:strike w:val="false"/>
-                <w:sz w:val="17"/>
-                <w:szCs w:val="17"/>
-                <w:color w:val="24212B"/>
-              </w:rPr>
-              <w:t xml:space="preserve">0.449</w:t>
+              <w:t xml:space="preserve">nausea</w:t>
+            </w:r>
+          </w:p>
+        </w:tc>
+        <w:tc>
+          <w:tcPr>
+            <w:tcBorders>
+              <w:bottom w:val="none" w:sz="0" w:space="0" w:color="000000"/>
+              <w:top w:val="none" w:sz="0" w:space="0" w:color="000000"/>
+              <w:left w:val="none" w:sz="0" w:space="0" w:color="000000"/>
+              <w:right w:val="none" w:sz="0" w:space="0" w:color="000000"/>
+            </w:tcBorders>
+            <w:shd w:val="clear" w:color="auto" w:fill="FFFFFF"/>
+            <w:tcMar>
+              <w:top w:w="0" w:type="dxa"/>
+              <w:bottom w:w="0" w:type="dxa"/>
+              <w:left w:w="0" w:type="dxa"/>
+              <w:right w:w="0" w:type="dxa"/>
+            </w:tcMar>
+            <w:vAlign w:val="center"/>
+          </w:tcPr>
+          <w:p>
+            <w:pPr>
+              <w:jc w:val="center"/>
+              <w:pBdr>
+                <w:bottom w:val="none" w:sz="0" w:space="0" w:color="000000"/>
+                <w:top w:val="none" w:sz="0" w:space="0" w:color="000000"/>
+                <w:left w:val="none" w:sz="0" w:space="0" w:color="000000"/>
+                <w:right w:val="none" w:sz="0" w:space="0" w:color="000000"/>
+              </w:pBdr>
+              <w:spacing w:after="60" w:before="60" w:line="240"/>
+              <w:ind w:left="60" w:right="60" w:firstLine="0" w:firstLineChars="0"/>
+              <w:rPr>
+                <w:rFonts w:ascii="Helvetica" w:hAnsi="Helvetica" w:eastAsia="Helvetica" w:cs="Helvetica"/>
+                <w:i w:val="false"/>
+                <w:b w:val="false"/>
+                <w:u w:val="none"/>
+                <w:strike w:val="false"/>
+                <w:sz w:val="17"/>
+                <w:szCs w:val="17"/>
+                <w:color w:val="24212B"/>
+              </w:rPr>
+            </w:pPr>
+            <w:r>
+              <w:rPr>
+                <w:rFonts w:ascii="Helvetica" w:hAnsi="Helvetica" w:eastAsia="Helvetica" w:cs="Helvetica"/>
+                <w:i w:val="false"/>
+                <w:b w:val="false"/>
+                <w:u w:val="none"/>
+                <w:strike w:val="false"/>
+                <w:sz w:val="17"/>
+                <w:szCs w:val="17"/>
+                <w:color w:val="24212B"/>
+              </w:rPr>
+              <w:t xml:space="preserve">5</w:t>
+            </w:r>
+          </w:p>
+        </w:tc>
+        <w:tc>
+          <w:tcPr>
+            <w:tcBorders>
+              <w:bottom w:val="none" w:sz="0" w:space="0" w:color="000000"/>
+              <w:top w:val="none" w:sz="0" w:space="0" w:color="000000"/>
+              <w:left w:val="none" w:sz="0" w:space="0" w:color="000000"/>
+              <w:right w:val="none" w:sz="0" w:space="0" w:color="000000"/>
+            </w:tcBorders>
+            <w:shd w:val="clear" w:color="auto" w:fill="FFFFFF"/>
+            <w:tcMar>
+              <w:top w:w="0" w:type="dxa"/>
+              <w:bottom w:w="0" w:type="dxa"/>
+              <w:left w:w="0" w:type="dxa"/>
+              <w:right w:w="0" w:type="dxa"/>
+            </w:tcMar>
+            <w:vAlign w:val="center"/>
+          </w:tcPr>
+          <w:p>
+            <w:pPr>
+              <w:jc w:val="center"/>
+              <w:pBdr>
+                <w:bottom w:val="none" w:sz="0" w:space="0" w:color="000000"/>
+                <w:top w:val="none" w:sz="0" w:space="0" w:color="000000"/>
+                <w:left w:val="none" w:sz="0" w:space="0" w:color="000000"/>
+                <w:right w:val="none" w:sz="0" w:space="0" w:color="000000"/>
+              </w:pBdr>
+              <w:spacing w:after="60" w:before="60" w:line="240"/>
+              <w:ind w:left="60" w:right="60" w:firstLine="0" w:firstLineChars="0"/>
+              <w:rPr>
+                <w:rFonts w:ascii="Helvetica" w:hAnsi="Helvetica" w:eastAsia="Helvetica" w:cs="Helvetica"/>
+                <w:i w:val="false"/>
+                <w:b w:val="false"/>
+                <w:u w:val="none"/>
+                <w:strike w:val="false"/>
+                <w:sz w:val="17"/>
+                <w:szCs w:val="17"/>
+                <w:color w:val="24212B"/>
+              </w:rPr>
+            </w:pPr>
+            <w:r>
+              <w:rPr>
+                <w:rFonts w:ascii="Helvetica" w:hAnsi="Helvetica" w:eastAsia="Helvetica" w:cs="Helvetica"/>
+                <w:i w:val="false"/>
+                <w:b w:val="false"/>
+                <w:u w:val="none"/>
+                <w:strike w:val="false"/>
+                <w:sz w:val="17"/>
+                <w:szCs w:val="17"/>
+                <w:color w:val="24212B"/>
+              </w:rPr>
+              <w:t xml:space="preserve">0.446</w:t>
             </w:r>
           </w:p>
         </w:tc>
@@ -1212,115 +1212,115 @@
                 <w:szCs w:val="17"/>
                 <w:color w:val="24212B"/>
               </w:rPr>
-              <w:t xml:space="preserve">nausea</w:t>
-            </w:r>
-          </w:p>
-        </w:tc>
-        <w:tc>
-          <w:tcPr>
-            <w:tcBorders>
-              <w:bottom w:val="none" w:sz="0" w:space="0" w:color="000000"/>
-              <w:top w:val="none" w:sz="0" w:space="0" w:color="000000"/>
-              <w:left w:val="none" w:sz="0" w:space="0" w:color="000000"/>
-              <w:right w:val="none" w:sz="0" w:space="0" w:color="000000"/>
-            </w:tcBorders>
-            <w:shd w:val="clear" w:color="auto" w:fill="FFFFFF"/>
-            <w:tcMar>
-              <w:top w:w="0" w:type="dxa"/>
-              <w:bottom w:w="0" w:type="dxa"/>
-              <w:left w:w="0" w:type="dxa"/>
-              <w:right w:w="0" w:type="dxa"/>
-            </w:tcMar>
-            <w:vAlign w:val="center"/>
-          </w:tcPr>
-          <w:p>
-            <w:pPr>
-              <w:jc w:val="center"/>
-              <w:pBdr>
-                <w:bottom w:val="none" w:sz="0" w:space="0" w:color="000000"/>
-                <w:top w:val="none" w:sz="0" w:space="0" w:color="000000"/>
-                <w:left w:val="none" w:sz="0" w:space="0" w:color="000000"/>
-                <w:right w:val="none" w:sz="0" w:space="0" w:color="000000"/>
-              </w:pBdr>
-              <w:spacing w:after="60" w:before="60" w:line="240"/>
-              <w:ind w:left="60" w:right="60" w:firstLine="0" w:firstLineChars="0"/>
-              <w:rPr>
-                <w:rFonts w:ascii="Helvetica" w:hAnsi="Helvetica" w:eastAsia="Helvetica" w:cs="Helvetica"/>
-                <w:i w:val="false"/>
-                <w:b w:val="false"/>
-                <w:u w:val="none"/>
-                <w:strike w:val="false"/>
-                <w:sz w:val="17"/>
-                <w:szCs w:val="17"/>
-                <w:color w:val="24212B"/>
-              </w:rPr>
-            </w:pPr>
-            <w:r>
-              <w:rPr>
-                <w:rFonts w:ascii="Helvetica" w:hAnsi="Helvetica" w:eastAsia="Helvetica" w:cs="Helvetica"/>
-                <w:i w:val="false"/>
-                <w:b w:val="false"/>
-                <w:u w:val="none"/>
-                <w:strike w:val="false"/>
-                <w:sz w:val="17"/>
-                <w:szCs w:val="17"/>
-                <w:color w:val="24212B"/>
-              </w:rPr>
-              <w:t xml:space="preserve">5</w:t>
-            </w:r>
-          </w:p>
-        </w:tc>
-        <w:tc>
-          <w:tcPr>
-            <w:tcBorders>
-              <w:bottom w:val="none" w:sz="0" w:space="0" w:color="000000"/>
-              <w:top w:val="none" w:sz="0" w:space="0" w:color="000000"/>
-              <w:left w:val="none" w:sz="0" w:space="0" w:color="000000"/>
-              <w:right w:val="none" w:sz="0" w:space="0" w:color="000000"/>
-            </w:tcBorders>
-            <w:shd w:val="clear" w:color="auto" w:fill="FFFFFF"/>
-            <w:tcMar>
-              <w:top w:w="0" w:type="dxa"/>
-              <w:bottom w:w="0" w:type="dxa"/>
-              <w:left w:w="0" w:type="dxa"/>
-              <w:right w:w="0" w:type="dxa"/>
-            </w:tcMar>
-            <w:vAlign w:val="center"/>
-          </w:tcPr>
-          <w:p>
-            <w:pPr>
-              <w:jc w:val="center"/>
-              <w:pBdr>
-                <w:bottom w:val="none" w:sz="0" w:space="0" w:color="000000"/>
-                <w:top w:val="none" w:sz="0" w:space="0" w:color="000000"/>
-                <w:left w:val="none" w:sz="0" w:space="0" w:color="000000"/>
-                <w:right w:val="none" w:sz="0" w:space="0" w:color="000000"/>
-              </w:pBdr>
-              <w:spacing w:after="60" w:before="60" w:line="240"/>
-              <w:ind w:left="60" w:right="60" w:firstLine="0" w:firstLineChars="0"/>
-              <w:rPr>
-                <w:rFonts w:ascii="Helvetica" w:hAnsi="Helvetica" w:eastAsia="Helvetica" w:cs="Helvetica"/>
-                <w:i w:val="false"/>
-                <w:b w:val="false"/>
-                <w:u w:val="none"/>
-                <w:strike w:val="false"/>
-                <w:sz w:val="17"/>
-                <w:szCs w:val="17"/>
-                <w:color w:val="24212B"/>
-              </w:rPr>
-            </w:pPr>
-            <w:r>
-              <w:rPr>
-                <w:rFonts w:ascii="Helvetica" w:hAnsi="Helvetica" w:eastAsia="Helvetica" w:cs="Helvetica"/>
-                <w:i w:val="false"/>
-                <w:b w:val="false"/>
-                <w:u w:val="none"/>
-                <w:strike w:val="false"/>
-                <w:sz w:val="17"/>
-                <w:szCs w:val="17"/>
-                <w:color w:val="24212B"/>
-              </w:rPr>
-              <w:t xml:space="preserve">0.532</w:t>
+              <w:t xml:space="preserve">emotional distress</w:t>
+            </w:r>
+          </w:p>
+        </w:tc>
+        <w:tc>
+          <w:tcPr>
+            <w:tcBorders>
+              <w:bottom w:val="none" w:sz="0" w:space="0" w:color="000000"/>
+              <w:top w:val="none" w:sz="0" w:space="0" w:color="000000"/>
+              <w:left w:val="none" w:sz="0" w:space="0" w:color="000000"/>
+              <w:right w:val="none" w:sz="0" w:space="0" w:color="000000"/>
+            </w:tcBorders>
+            <w:shd w:val="clear" w:color="auto" w:fill="FFFFFF"/>
+            <w:tcMar>
+              <w:top w:w="0" w:type="dxa"/>
+              <w:bottom w:w="0" w:type="dxa"/>
+              <w:left w:w="0" w:type="dxa"/>
+              <w:right w:w="0" w:type="dxa"/>
+            </w:tcMar>
+            <w:vAlign w:val="center"/>
+          </w:tcPr>
+          <w:p>
+            <w:pPr>
+              <w:jc w:val="center"/>
+              <w:pBdr>
+                <w:bottom w:val="none" w:sz="0" w:space="0" w:color="000000"/>
+                <w:top w:val="none" w:sz="0" w:space="0" w:color="000000"/>
+                <w:left w:val="none" w:sz="0" w:space="0" w:color="000000"/>
+                <w:right w:val="none" w:sz="0" w:space="0" w:color="000000"/>
+              </w:pBdr>
+              <w:spacing w:after="60" w:before="60" w:line="240"/>
+              <w:ind w:left="60" w:right="60" w:firstLine="0" w:firstLineChars="0"/>
+              <w:rPr>
+                <w:rFonts w:ascii="Helvetica" w:hAnsi="Helvetica" w:eastAsia="Helvetica" w:cs="Helvetica"/>
+                <w:i w:val="false"/>
+                <w:b w:val="false"/>
+                <w:u w:val="none"/>
+                <w:strike w:val="false"/>
+                <w:sz w:val="17"/>
+                <w:szCs w:val="17"/>
+                <w:color w:val="24212B"/>
+              </w:rPr>
+            </w:pPr>
+            <w:r>
+              <w:rPr>
+                <w:rFonts w:ascii="Helvetica" w:hAnsi="Helvetica" w:eastAsia="Helvetica" w:cs="Helvetica"/>
+                <w:i w:val="false"/>
+                <w:b w:val="false"/>
+                <w:u w:val="none"/>
+                <w:strike w:val="false"/>
+                <w:sz w:val="17"/>
+                <w:szCs w:val="17"/>
+                <w:color w:val="24212B"/>
+              </w:rPr>
+              <w:t xml:space="preserve">4</w:t>
+            </w:r>
+          </w:p>
+        </w:tc>
+        <w:tc>
+          <w:tcPr>
+            <w:tcBorders>
+              <w:bottom w:val="none" w:sz="0" w:space="0" w:color="000000"/>
+              <w:top w:val="none" w:sz="0" w:space="0" w:color="000000"/>
+              <w:left w:val="none" w:sz="0" w:space="0" w:color="000000"/>
+              <w:right w:val="none" w:sz="0" w:space="0" w:color="000000"/>
+            </w:tcBorders>
+            <w:shd w:val="clear" w:color="auto" w:fill="FFFFFF"/>
+            <w:tcMar>
+              <w:top w:w="0" w:type="dxa"/>
+              <w:bottom w:w="0" w:type="dxa"/>
+              <w:left w:w="0" w:type="dxa"/>
+              <w:right w:w="0" w:type="dxa"/>
+            </w:tcMar>
+            <w:vAlign w:val="center"/>
+          </w:tcPr>
+          <w:p>
+            <w:pPr>
+              <w:jc w:val="center"/>
+              <w:pBdr>
+                <w:bottom w:val="none" w:sz="0" w:space="0" w:color="000000"/>
+                <w:top w:val="none" w:sz="0" w:space="0" w:color="000000"/>
+                <w:left w:val="none" w:sz="0" w:space="0" w:color="000000"/>
+                <w:right w:val="none" w:sz="0" w:space="0" w:color="000000"/>
+              </w:pBdr>
+              <w:spacing w:after="60" w:before="60" w:line="240"/>
+              <w:ind w:left="60" w:right="60" w:firstLine="0" w:firstLineChars="0"/>
+              <w:rPr>
+                <w:rFonts w:ascii="Helvetica" w:hAnsi="Helvetica" w:eastAsia="Helvetica" w:cs="Helvetica"/>
+                <w:i w:val="false"/>
+                <w:b w:val="false"/>
+                <w:u w:val="none"/>
+                <w:strike w:val="false"/>
+                <w:sz w:val="17"/>
+                <w:szCs w:val="17"/>
+                <w:color w:val="24212B"/>
+              </w:rPr>
+            </w:pPr>
+            <w:r>
+              <w:rPr>
+                <w:rFonts w:ascii="Helvetica" w:hAnsi="Helvetica" w:eastAsia="Helvetica" w:cs="Helvetica"/>
+                <w:i w:val="false"/>
+                <w:b w:val="false"/>
+                <w:u w:val="none"/>
+                <w:strike w:val="false"/>
+                <w:sz w:val="17"/>
+                <w:szCs w:val="17"/>
+                <w:color w:val="24212B"/>
+              </w:rPr>
+              <w:t xml:space="preserve">0.607</w:t>
             </w:r>
           </w:p>
         </w:tc>
@@ -1476,7 +1476,7 @@
                 <w:szCs w:val="17"/>
                 <w:color w:val="24212B"/>
               </w:rPr>
-              <w:t xml:space="preserve">anxiety</w:t>
+              <w:t xml:space="preserve">depressed mood</w:t>
             </w:r>
           </w:p>
         </w:tc>
@@ -1584,7 +1584,7 @@
                 <w:szCs w:val="17"/>
                 <w:color w:val="24212B"/>
               </w:rPr>
-              <w:t xml:space="preserve">0.604</w:t>
+              <w:t xml:space="preserve">0.638</w:t>
             </w:r>
           </w:p>
         </w:tc>
@@ -1740,7 +1740,7 @@
                 <w:szCs w:val="17"/>
                 <w:color w:val="24212B"/>
               </w:rPr>
-              <w:t xml:space="preserve">emotional distress</w:t>
+              <w:t xml:space="preserve">illusion</w:t>
             </w:r>
           </w:p>
         </w:tc>
@@ -1848,7 +1848,7 @@
                 <w:szCs w:val="17"/>
                 <w:color w:val="24212B"/>
               </w:rPr>
-              <w:t xml:space="preserve">0.607</w:t>
+              <w:t xml:space="preserve">0.648</w:t>
             </w:r>
           </w:p>
         </w:tc>
@@ -2004,6 +2004,1075 @@
                 <w:szCs w:val="17"/>
                 <w:color w:val="24212B"/>
               </w:rPr>
+              <w:t xml:space="preserve">hallucination visual</w:t>
+            </w:r>
+          </w:p>
+        </w:tc>
+        <w:tc>
+          <w:tcPr>
+            <w:tcBorders>
+              <w:bottom w:val="none" w:sz="0" w:space="0" w:color="000000"/>
+              <w:top w:val="none" w:sz="0" w:space="0" w:color="000000"/>
+              <w:left w:val="none" w:sz="0" w:space="0" w:color="000000"/>
+              <w:right w:val="none" w:sz="0" w:space="0" w:color="000000"/>
+            </w:tcBorders>
+            <w:shd w:val="clear" w:color="auto" w:fill="FFFFFF"/>
+            <w:tcMar>
+              <w:top w:w="0" w:type="dxa"/>
+              <w:bottom w:w="0" w:type="dxa"/>
+              <w:left w:w="0" w:type="dxa"/>
+              <w:right w:w="0" w:type="dxa"/>
+            </w:tcMar>
+            <w:vAlign w:val="center"/>
+          </w:tcPr>
+          <w:p>
+            <w:pPr>
+              <w:jc w:val="center"/>
+              <w:pBdr>
+                <w:bottom w:val="none" w:sz="0" w:space="0" w:color="000000"/>
+                <w:top w:val="none" w:sz="0" w:space="0" w:color="000000"/>
+                <w:left w:val="none" w:sz="0" w:space="0" w:color="000000"/>
+                <w:right w:val="none" w:sz="0" w:space="0" w:color="000000"/>
+              </w:pBdr>
+              <w:spacing w:after="60" w:before="60" w:line="240"/>
+              <w:ind w:left="60" w:right="60" w:firstLine="0" w:firstLineChars="0"/>
+              <w:rPr>
+                <w:rFonts w:ascii="Helvetica" w:hAnsi="Helvetica" w:eastAsia="Helvetica" w:cs="Helvetica"/>
+                <w:i w:val="false"/>
+                <w:b w:val="false"/>
+                <w:u w:val="none"/>
+                <w:strike w:val="false"/>
+                <w:sz w:val="17"/>
+                <w:szCs w:val="17"/>
+                <w:color w:val="24212B"/>
+              </w:rPr>
+            </w:pPr>
+            <w:r>
+              <w:rPr>
+                <w:rFonts w:ascii="Helvetica" w:hAnsi="Helvetica" w:eastAsia="Helvetica" w:cs="Helvetica"/>
+                <w:i w:val="false"/>
+                <w:b w:val="false"/>
+                <w:u w:val="none"/>
+                <w:strike w:val="false"/>
+                <w:sz w:val="17"/>
+                <w:szCs w:val="17"/>
+                <w:color w:val="24212B"/>
+              </w:rPr>
+              <w:t xml:space="preserve">4</w:t>
+            </w:r>
+          </w:p>
+        </w:tc>
+        <w:tc>
+          <w:tcPr>
+            <w:tcBorders>
+              <w:bottom w:val="none" w:sz="0" w:space="0" w:color="000000"/>
+              <w:top w:val="none" w:sz="0" w:space="0" w:color="000000"/>
+              <w:left w:val="none" w:sz="0" w:space="0" w:color="000000"/>
+              <w:right w:val="none" w:sz="0" w:space="0" w:color="000000"/>
+            </w:tcBorders>
+            <w:shd w:val="clear" w:color="auto" w:fill="FFFFFF"/>
+            <w:tcMar>
+              <w:top w:w="0" w:type="dxa"/>
+              <w:bottom w:w="0" w:type="dxa"/>
+              <w:left w:w="0" w:type="dxa"/>
+              <w:right w:w="0" w:type="dxa"/>
+            </w:tcMar>
+            <w:vAlign w:val="center"/>
+          </w:tcPr>
+          <w:p>
+            <w:pPr>
+              <w:jc w:val="center"/>
+              <w:pBdr>
+                <w:bottom w:val="none" w:sz="0" w:space="0" w:color="000000"/>
+                <w:top w:val="none" w:sz="0" w:space="0" w:color="000000"/>
+                <w:left w:val="none" w:sz="0" w:space="0" w:color="000000"/>
+                <w:right w:val="none" w:sz="0" w:space="0" w:color="000000"/>
+              </w:pBdr>
+              <w:spacing w:after="60" w:before="60" w:line="240"/>
+              <w:ind w:left="60" w:right="60" w:firstLine="0" w:firstLineChars="0"/>
+              <w:rPr>
+                <w:rFonts w:ascii="Helvetica" w:hAnsi="Helvetica" w:eastAsia="Helvetica" w:cs="Helvetica"/>
+                <w:i w:val="false"/>
+                <w:b w:val="false"/>
+                <w:u w:val="none"/>
+                <w:strike w:val="false"/>
+                <w:sz w:val="17"/>
+                <w:szCs w:val="17"/>
+                <w:color w:val="24212B"/>
+              </w:rPr>
+            </w:pPr>
+            <w:r>
+              <w:rPr>
+                <w:rFonts w:ascii="Helvetica" w:hAnsi="Helvetica" w:eastAsia="Helvetica" w:cs="Helvetica"/>
+                <w:i w:val="false"/>
+                <w:b w:val="false"/>
+                <w:u w:val="none"/>
+                <w:strike w:val="false"/>
+                <w:sz w:val="17"/>
+                <w:szCs w:val="17"/>
+                <w:color w:val="24212B"/>
+              </w:rPr>
+              <w:t xml:space="preserve">0.713</w:t>
+            </w:r>
+          </w:p>
+        </w:tc>
+        <w:tc>
+          <w:tcPr>
+            <w:tcBorders>
+              <w:bottom w:val="none" w:sz="0" w:space="0" w:color="000000"/>
+              <w:top w:val="none" w:sz="0" w:space="0" w:color="000000"/>
+              <w:left w:val="none" w:sz="0" w:space="0" w:color="000000"/>
+              <w:right w:val="none" w:sz="0" w:space="0" w:color="000000"/>
+            </w:tcBorders>
+            <w:shd w:val="clear" w:color="auto" w:fill="FFFFFF"/>
+            <w:tcMar>
+              <w:top w:w="0" w:type="dxa"/>
+              <w:bottom w:w="0" w:type="dxa"/>
+              <w:left w:w="0" w:type="dxa"/>
+              <w:right w:w="0" w:type="dxa"/>
+            </w:tcMar>
+            <w:vAlign w:val="center"/>
+          </w:tcPr>
+          <w:p>
+            <w:pPr>
+              <w:jc w:val="center"/>
+              <w:pBdr>
+                <w:bottom w:val="none" w:sz="0" w:space="0" w:color="000000"/>
+                <w:top w:val="none" w:sz="0" w:space="0" w:color="000000"/>
+                <w:left w:val="none" w:sz="0" w:space="0" w:color="000000"/>
+                <w:right w:val="none" w:sz="0" w:space="0" w:color="000000"/>
+              </w:pBdr>
+              <w:spacing w:after="60" w:before="60" w:line="240"/>
+              <w:ind w:left="60" w:right="60" w:firstLine="0" w:firstLineChars="0"/>
+              <w:rPr>
+                <w:rFonts w:ascii="Helvetica" w:hAnsi="Helvetica" w:eastAsia="Helvetica" w:cs="Helvetica"/>
+                <w:i w:val="false"/>
+                <w:b w:val="false"/>
+                <w:u w:val="none"/>
+                <w:strike w:val="false"/>
+                <w:sz w:val="17"/>
+                <w:szCs w:val="17"/>
+                <w:color w:val="24212B"/>
+              </w:rPr>
+            </w:pPr>
+            <w:r>
+              <w:rPr>
+                <w:rFonts w:ascii="Helvetica" w:hAnsi="Helvetica" w:eastAsia="Helvetica" w:cs="Helvetica"/>
+                <w:i w:val="false"/>
+                <w:b w:val="false"/>
+                <w:u w:val="none"/>
+                <w:strike w:val="false"/>
+                <w:sz w:val="17"/>
+                <w:szCs w:val="17"/>
+                <w:color w:val="24212B"/>
+              </w:rPr>
+              <w:t xml:space="preserve"/>
+            </w:r>
+          </w:p>
+        </w:tc>
+      </w:tr>
+      <w:tr>
+        <w:trPr>
+          <w:trHeight w:val="433" w:hRule="auto"/>
+        </w:trPr>
+        body 8
+        <w:tc>
+          <w:tcPr>
+            <w:vMerge/>
+            <w:tcBorders>
+              <w:bottom w:val="none" w:sz="0" w:space="0" w:color="000000"/>
+              <w:top w:val="none" w:sz="0" w:space="0" w:color="000000"/>
+              <w:left w:val="none" w:sz="0" w:space="0" w:color="000000"/>
+              <w:right w:val="none" w:sz="0" w:space="0" w:color="000000"/>
+            </w:tcBorders>
+            <w:shd w:val="clear" w:color="auto" w:fill="FFFFFF"/>
+            <w:tcMar>
+              <w:top w:w="0" w:type="dxa"/>
+              <w:bottom w:w="0" w:type="dxa"/>
+              <w:left w:w="0" w:type="dxa"/>
+              <w:right w:w="0" w:type="dxa"/>
+            </w:tcMar>
+            <w:vAlign w:val="center"/>
+          </w:tcPr>
+          <w:p>
+            <w:pPr>
+              <w:jc w:val="left"/>
+              <w:pBdr>
+                <w:bottom w:val="none" w:sz="0" w:space="0" w:color="000000"/>
+                <w:top w:val="none" w:sz="0" w:space="0" w:color="000000"/>
+                <w:left w:val="none" w:sz="0" w:space="0" w:color="000000"/>
+                <w:right w:val="none" w:sz="0" w:space="0" w:color="000000"/>
+              </w:pBdr>
+              <w:spacing w:after="60" w:before="60" w:line="240"/>
+              <w:ind w:left="60" w:right="60" w:firstLine="0" w:firstLineChars="0"/>
+              <w:rPr>
+                <w:rFonts w:ascii="Helvetica" w:hAnsi="Helvetica" w:eastAsia="Helvetica" w:cs="Helvetica"/>
+                <w:i w:val="false"/>
+                <w:b w:val="true"/>
+                <w:u w:val="none"/>
+                <w:strike w:val="false"/>
+                <w:sz w:val="17"/>
+                <w:szCs w:val="17"/>
+                <w:color w:val="24212B"/>
+              </w:rPr>
+            </w:pPr>
+          </w:p>
+        </w:tc>
+        <w:tc>
+          <w:tcPr>
+            <w:tcBorders>
+              <w:bottom w:val="none" w:sz="0" w:space="0" w:color="000000"/>
+              <w:top w:val="none" w:sz="0" w:space="0" w:color="000000"/>
+              <w:left w:val="none" w:sz="0" w:space="0" w:color="000000"/>
+              <w:right w:val="none" w:sz="0" w:space="0" w:color="000000"/>
+            </w:tcBorders>
+            <w:shd w:val="clear" w:color="auto" w:fill="FFFFFF"/>
+            <w:tcMar>
+              <w:top w:w="0" w:type="dxa"/>
+              <w:bottom w:w="0" w:type="dxa"/>
+              <w:left w:w="0" w:type="dxa"/>
+              <w:right w:w="0" w:type="dxa"/>
+            </w:tcMar>
+            <w:vAlign w:val="center"/>
+          </w:tcPr>
+          <w:p>
+            <w:pPr>
+              <w:jc w:val="center"/>
+              <w:pBdr>
+                <w:bottom w:val="none" w:sz="0" w:space="0" w:color="000000"/>
+                <w:top w:val="none" w:sz="0" w:space="0" w:color="000000"/>
+                <w:left w:val="none" w:sz="0" w:space="0" w:color="000000"/>
+                <w:right w:val="none" w:sz="0" w:space="0" w:color="000000"/>
+              </w:pBdr>
+              <w:spacing w:after="60" w:before="60" w:line="240"/>
+              <w:ind w:left="60" w:right="60" w:firstLine="0" w:firstLineChars="0"/>
+              <w:rPr>
+                <w:rFonts w:ascii="Helvetica" w:hAnsi="Helvetica" w:eastAsia="Helvetica" w:cs="Helvetica"/>
+                <w:i w:val="false"/>
+                <w:b w:val="false"/>
+                <w:u w:val="none"/>
+                <w:strike w:val="false"/>
+                <w:sz w:val="17"/>
+                <w:szCs w:val="17"/>
+                <w:color w:val="24212B"/>
+              </w:rPr>
+            </w:pPr>
+            <w:r>
+              <w:rPr>
+                <w:rFonts w:ascii="Helvetica" w:hAnsi="Helvetica" w:eastAsia="Helvetica" w:cs="Helvetica"/>
+                <w:i w:val="false"/>
+                <w:b w:val="false"/>
+                <w:u w:val="none"/>
+                <w:strike w:val="false"/>
+                <w:sz w:val="17"/>
+                <w:szCs w:val="17"/>
+                <w:color w:val="24212B"/>
+              </w:rPr>
+              <w:t xml:space="preserve">headache</w:t>
+            </w:r>
+          </w:p>
+        </w:tc>
+        <w:tc>
+          <w:tcPr>
+            <w:tcBorders>
+              <w:bottom w:val="none" w:sz="0" w:space="0" w:color="000000"/>
+              <w:top w:val="none" w:sz="0" w:space="0" w:color="000000"/>
+              <w:left w:val="none" w:sz="0" w:space="0" w:color="000000"/>
+              <w:right w:val="none" w:sz="0" w:space="0" w:color="000000"/>
+            </w:tcBorders>
+            <w:shd w:val="clear" w:color="auto" w:fill="FFFFFF"/>
+            <w:tcMar>
+              <w:top w:w="0" w:type="dxa"/>
+              <w:bottom w:w="0" w:type="dxa"/>
+              <w:left w:w="0" w:type="dxa"/>
+              <w:right w:w="0" w:type="dxa"/>
+            </w:tcMar>
+            <w:vAlign w:val="center"/>
+          </w:tcPr>
+          <w:p>
+            <w:pPr>
+              <w:jc w:val="center"/>
+              <w:pBdr>
+                <w:bottom w:val="none" w:sz="0" w:space="0" w:color="000000"/>
+                <w:top w:val="none" w:sz="0" w:space="0" w:color="000000"/>
+                <w:left w:val="none" w:sz="0" w:space="0" w:color="000000"/>
+                <w:right w:val="none" w:sz="0" w:space="0" w:color="000000"/>
+              </w:pBdr>
+              <w:spacing w:after="60" w:before="60" w:line="240"/>
+              <w:ind w:left="60" w:right="60" w:firstLine="0" w:firstLineChars="0"/>
+              <w:rPr>
+                <w:rFonts w:ascii="Helvetica" w:hAnsi="Helvetica" w:eastAsia="Helvetica" w:cs="Helvetica"/>
+                <w:i w:val="false"/>
+                <w:b w:val="false"/>
+                <w:u w:val="none"/>
+                <w:strike w:val="false"/>
+                <w:sz w:val="17"/>
+                <w:szCs w:val="17"/>
+                <w:color w:val="24212B"/>
+              </w:rPr>
+            </w:pPr>
+            <w:r>
+              <w:rPr>
+                <w:rFonts w:ascii="Helvetica" w:hAnsi="Helvetica" w:eastAsia="Helvetica" w:cs="Helvetica"/>
+                <w:i w:val="false"/>
+                <w:b w:val="false"/>
+                <w:u w:val="none"/>
+                <w:strike w:val="false"/>
+                <w:sz w:val="17"/>
+                <w:szCs w:val="17"/>
+                <w:color w:val="24212B"/>
+              </w:rPr>
+              <w:t xml:space="preserve">7</w:t>
+            </w:r>
+          </w:p>
+        </w:tc>
+        <w:tc>
+          <w:tcPr>
+            <w:tcBorders>
+              <w:bottom w:val="none" w:sz="0" w:space="0" w:color="000000"/>
+              <w:top w:val="none" w:sz="0" w:space="0" w:color="000000"/>
+              <w:left w:val="none" w:sz="0" w:space="0" w:color="000000"/>
+              <w:right w:val="none" w:sz="0" w:space="0" w:color="000000"/>
+            </w:tcBorders>
+            <w:shd w:val="clear" w:color="auto" w:fill="FFFFFF"/>
+            <w:tcMar>
+              <w:top w:w="0" w:type="dxa"/>
+              <w:bottom w:w="0" w:type="dxa"/>
+              <w:left w:w="0" w:type="dxa"/>
+              <w:right w:w="0" w:type="dxa"/>
+            </w:tcMar>
+            <w:vAlign w:val="center"/>
+          </w:tcPr>
+          <w:p>
+            <w:pPr>
+              <w:jc w:val="center"/>
+              <w:pBdr>
+                <w:bottom w:val="none" w:sz="0" w:space="0" w:color="000000"/>
+                <w:top w:val="none" w:sz="0" w:space="0" w:color="000000"/>
+                <w:left w:val="none" w:sz="0" w:space="0" w:color="000000"/>
+                <w:right w:val="none" w:sz="0" w:space="0" w:color="000000"/>
+              </w:pBdr>
+              <w:spacing w:after="60" w:before="60" w:line="240"/>
+              <w:ind w:left="60" w:right="60" w:firstLine="0" w:firstLineChars="0"/>
+              <w:rPr>
+                <w:rFonts w:ascii="Helvetica" w:hAnsi="Helvetica" w:eastAsia="Helvetica" w:cs="Helvetica"/>
+                <w:i w:val="false"/>
+                <w:b w:val="false"/>
+                <w:u w:val="none"/>
+                <w:strike w:val="false"/>
+                <w:sz w:val="17"/>
+                <w:szCs w:val="17"/>
+                <w:color w:val="24212B"/>
+              </w:rPr>
+            </w:pPr>
+            <w:r>
+              <w:rPr>
+                <w:rFonts w:ascii="Helvetica" w:hAnsi="Helvetica" w:eastAsia="Helvetica" w:cs="Helvetica"/>
+                <w:i w:val="false"/>
+                <w:b w:val="false"/>
+                <w:u w:val="none"/>
+                <w:strike w:val="false"/>
+                <w:sz w:val="17"/>
+                <w:szCs w:val="17"/>
+                <w:color w:val="24212B"/>
+              </w:rPr>
+              <w:t xml:space="preserve">0.721</w:t>
+            </w:r>
+          </w:p>
+        </w:tc>
+        <w:tc>
+          <w:tcPr>
+            <w:tcBorders>
+              <w:bottom w:val="none" w:sz="0" w:space="0" w:color="000000"/>
+              <w:top w:val="none" w:sz="0" w:space="0" w:color="000000"/>
+              <w:left w:val="none" w:sz="0" w:space="0" w:color="000000"/>
+              <w:right w:val="none" w:sz="0" w:space="0" w:color="000000"/>
+            </w:tcBorders>
+            <w:shd w:val="clear" w:color="auto" w:fill="FFFFFF"/>
+            <w:tcMar>
+              <w:top w:w="0" w:type="dxa"/>
+              <w:bottom w:w="0" w:type="dxa"/>
+              <w:left w:w="0" w:type="dxa"/>
+              <w:right w:w="0" w:type="dxa"/>
+            </w:tcMar>
+            <w:vAlign w:val="center"/>
+          </w:tcPr>
+          <w:p>
+            <w:pPr>
+              <w:jc w:val="center"/>
+              <w:pBdr>
+                <w:bottom w:val="none" w:sz="0" w:space="0" w:color="000000"/>
+                <w:top w:val="none" w:sz="0" w:space="0" w:color="000000"/>
+                <w:left w:val="none" w:sz="0" w:space="0" w:color="000000"/>
+                <w:right w:val="none" w:sz="0" w:space="0" w:color="000000"/>
+              </w:pBdr>
+              <w:spacing w:after="60" w:before="60" w:line="240"/>
+              <w:ind w:left="60" w:right="60" w:firstLine="0" w:firstLineChars="0"/>
+              <w:rPr>
+                <w:rFonts w:ascii="Helvetica" w:hAnsi="Helvetica" w:eastAsia="Helvetica" w:cs="Helvetica"/>
+                <w:i w:val="false"/>
+                <w:b w:val="false"/>
+                <w:u w:val="none"/>
+                <w:strike w:val="false"/>
+                <w:sz w:val="17"/>
+                <w:szCs w:val="17"/>
+                <w:color w:val="24212B"/>
+              </w:rPr>
+            </w:pPr>
+            <w:r>
+              <w:rPr>
+                <w:rFonts w:ascii="Helvetica" w:hAnsi="Helvetica" w:eastAsia="Helvetica" w:cs="Helvetica"/>
+                <w:i w:val="false"/>
+                <w:b w:val="false"/>
+                <w:u w:val="none"/>
+                <w:strike w:val="false"/>
+                <w:sz w:val="17"/>
+                <w:szCs w:val="17"/>
+                <w:color w:val="24212B"/>
+              </w:rPr>
+              <w:t xml:space="preserve"/>
+            </w:r>
+          </w:p>
+        </w:tc>
+      </w:tr>
+      <w:tr>
+        <w:trPr>
+          <w:trHeight w:val="465" w:hRule="auto"/>
+        </w:trPr>
+        body 9
+        <w:tc>
+          <w:tcPr>
+            <w:vMerge/>
+            <w:tcBorders>
+              <w:bottom w:val="none" w:sz="0" w:space="0" w:color="000000"/>
+              <w:top w:val="none" w:sz="0" w:space="0" w:color="000000"/>
+              <w:left w:val="none" w:sz="0" w:space="0" w:color="000000"/>
+              <w:right w:val="none" w:sz="0" w:space="0" w:color="000000"/>
+            </w:tcBorders>
+            <w:shd w:val="clear" w:color="auto" w:fill="FFFFFF"/>
+            <w:tcMar>
+              <w:top w:w="0" w:type="dxa"/>
+              <w:bottom w:w="0" w:type="dxa"/>
+              <w:left w:w="0" w:type="dxa"/>
+              <w:right w:w="0" w:type="dxa"/>
+            </w:tcMar>
+            <w:vAlign w:val="center"/>
+          </w:tcPr>
+          <w:p>
+            <w:pPr>
+              <w:jc w:val="left"/>
+              <w:pBdr>
+                <w:bottom w:val="none" w:sz="0" w:space="0" w:color="000000"/>
+                <w:top w:val="none" w:sz="0" w:space="0" w:color="000000"/>
+                <w:left w:val="none" w:sz="0" w:space="0" w:color="000000"/>
+                <w:right w:val="none" w:sz="0" w:space="0" w:color="000000"/>
+              </w:pBdr>
+              <w:spacing w:after="60" w:before="60" w:line="240"/>
+              <w:ind w:left="60" w:right="60" w:firstLine="0" w:firstLineChars="0"/>
+              <w:rPr>
+                <w:rFonts w:ascii="Helvetica" w:hAnsi="Helvetica" w:eastAsia="Helvetica" w:cs="Helvetica"/>
+                <w:i w:val="false"/>
+                <w:b w:val="true"/>
+                <w:u w:val="none"/>
+                <w:strike w:val="false"/>
+                <w:sz w:val="17"/>
+                <w:szCs w:val="17"/>
+                <w:color w:val="24212B"/>
+              </w:rPr>
+            </w:pPr>
+          </w:p>
+        </w:tc>
+        <w:tc>
+          <w:tcPr>
+            <w:tcBorders>
+              <w:bottom w:val="none" w:sz="0" w:space="0" w:color="000000"/>
+              <w:top w:val="none" w:sz="0" w:space="0" w:color="000000"/>
+              <w:left w:val="none" w:sz="0" w:space="0" w:color="000000"/>
+              <w:right w:val="none" w:sz="0" w:space="0" w:color="000000"/>
+            </w:tcBorders>
+            <w:shd w:val="clear" w:color="auto" w:fill="FFFFFF"/>
+            <w:tcMar>
+              <w:top w:w="0" w:type="dxa"/>
+              <w:bottom w:w="0" w:type="dxa"/>
+              <w:left w:w="0" w:type="dxa"/>
+              <w:right w:w="0" w:type="dxa"/>
+            </w:tcMar>
+            <w:vAlign w:val="center"/>
+          </w:tcPr>
+          <w:p>
+            <w:pPr>
+              <w:jc w:val="center"/>
+              <w:pBdr>
+                <w:bottom w:val="none" w:sz="0" w:space="0" w:color="000000"/>
+                <w:top w:val="none" w:sz="0" w:space="0" w:color="000000"/>
+                <w:left w:val="none" w:sz="0" w:space="0" w:color="000000"/>
+                <w:right w:val="none" w:sz="0" w:space="0" w:color="000000"/>
+              </w:pBdr>
+              <w:spacing w:after="60" w:before="60" w:line="240"/>
+              <w:ind w:left="60" w:right="60" w:firstLine="0" w:firstLineChars="0"/>
+              <w:rPr>
+                <w:rFonts w:ascii="Helvetica" w:hAnsi="Helvetica" w:eastAsia="Helvetica" w:cs="Helvetica"/>
+                <w:i w:val="false"/>
+                <w:b w:val="false"/>
+                <w:u w:val="none"/>
+                <w:strike w:val="false"/>
+                <w:sz w:val="17"/>
+                <w:szCs w:val="17"/>
+                <w:color w:val="24212B"/>
+              </w:rPr>
+            </w:pPr>
+            <w:r>
+              <w:rPr>
+                <w:rFonts w:ascii="Helvetica" w:hAnsi="Helvetica" w:eastAsia="Helvetica" w:cs="Helvetica"/>
+                <w:i w:val="false"/>
+                <w:b w:val="false"/>
+                <w:u w:val="none"/>
+                <w:strike w:val="false"/>
+                <w:sz w:val="17"/>
+                <w:szCs w:val="17"/>
+                <w:color w:val="24212B"/>
+              </w:rPr>
+              <w:t xml:space="preserve">fatigue</w:t>
+            </w:r>
+          </w:p>
+        </w:tc>
+        <w:tc>
+          <w:tcPr>
+            <w:tcBorders>
+              <w:bottom w:val="none" w:sz="0" w:space="0" w:color="000000"/>
+              <w:top w:val="none" w:sz="0" w:space="0" w:color="000000"/>
+              <w:left w:val="none" w:sz="0" w:space="0" w:color="000000"/>
+              <w:right w:val="none" w:sz="0" w:space="0" w:color="000000"/>
+            </w:tcBorders>
+            <w:shd w:val="clear" w:color="auto" w:fill="FFFFFF"/>
+            <w:tcMar>
+              <w:top w:w="0" w:type="dxa"/>
+              <w:bottom w:w="0" w:type="dxa"/>
+              <w:left w:w="0" w:type="dxa"/>
+              <w:right w:w="0" w:type="dxa"/>
+            </w:tcMar>
+            <w:vAlign w:val="center"/>
+          </w:tcPr>
+          <w:p>
+            <w:pPr>
+              <w:jc w:val="center"/>
+              <w:pBdr>
+                <w:bottom w:val="none" w:sz="0" w:space="0" w:color="000000"/>
+                <w:top w:val="none" w:sz="0" w:space="0" w:color="000000"/>
+                <w:left w:val="none" w:sz="0" w:space="0" w:color="000000"/>
+                <w:right w:val="none" w:sz="0" w:space="0" w:color="000000"/>
+              </w:pBdr>
+              <w:spacing w:after="60" w:before="60" w:line="240"/>
+              <w:ind w:left="60" w:right="60" w:firstLine="0" w:firstLineChars="0"/>
+              <w:rPr>
+                <w:rFonts w:ascii="Helvetica" w:hAnsi="Helvetica" w:eastAsia="Helvetica" w:cs="Helvetica"/>
+                <w:i w:val="false"/>
+                <w:b w:val="false"/>
+                <w:u w:val="none"/>
+                <w:strike w:val="false"/>
+                <w:sz w:val="17"/>
+                <w:szCs w:val="17"/>
+                <w:color w:val="24212B"/>
+              </w:rPr>
+            </w:pPr>
+            <w:r>
+              <w:rPr>
+                <w:rFonts w:ascii="Helvetica" w:hAnsi="Helvetica" w:eastAsia="Helvetica" w:cs="Helvetica"/>
+                <w:i w:val="false"/>
+                <w:b w:val="false"/>
+                <w:u w:val="none"/>
+                <w:strike w:val="false"/>
+                <w:sz w:val="17"/>
+                <w:szCs w:val="17"/>
+                <w:color w:val="24212B"/>
+              </w:rPr>
+              <w:t xml:space="preserve">3</w:t>
+            </w:r>
+          </w:p>
+        </w:tc>
+        <w:tc>
+          <w:tcPr>
+            <w:tcBorders>
+              <w:bottom w:val="none" w:sz="0" w:space="0" w:color="000000"/>
+              <w:top w:val="none" w:sz="0" w:space="0" w:color="000000"/>
+              <w:left w:val="none" w:sz="0" w:space="0" w:color="000000"/>
+              <w:right w:val="none" w:sz="0" w:space="0" w:color="000000"/>
+            </w:tcBorders>
+            <w:shd w:val="clear" w:color="auto" w:fill="FFFFFF"/>
+            <w:tcMar>
+              <w:top w:w="0" w:type="dxa"/>
+              <w:bottom w:w="0" w:type="dxa"/>
+              <w:left w:w="0" w:type="dxa"/>
+              <w:right w:w="0" w:type="dxa"/>
+            </w:tcMar>
+            <w:vAlign w:val="center"/>
+          </w:tcPr>
+          <w:p>
+            <w:pPr>
+              <w:jc w:val="center"/>
+              <w:pBdr>
+                <w:bottom w:val="none" w:sz="0" w:space="0" w:color="000000"/>
+                <w:top w:val="none" w:sz="0" w:space="0" w:color="000000"/>
+                <w:left w:val="none" w:sz="0" w:space="0" w:color="000000"/>
+                <w:right w:val="none" w:sz="0" w:space="0" w:color="000000"/>
+              </w:pBdr>
+              <w:spacing w:after="60" w:before="60" w:line="240"/>
+              <w:ind w:left="60" w:right="60" w:firstLine="0" w:firstLineChars="0"/>
+              <w:rPr>
+                <w:rFonts w:ascii="Helvetica" w:hAnsi="Helvetica" w:eastAsia="Helvetica" w:cs="Helvetica"/>
+                <w:i w:val="false"/>
+                <w:b w:val="false"/>
+                <w:u w:val="none"/>
+                <w:strike w:val="false"/>
+                <w:sz w:val="17"/>
+                <w:szCs w:val="17"/>
+                <w:color w:val="24212B"/>
+              </w:rPr>
+            </w:pPr>
+            <w:r>
+              <w:rPr>
+                <w:rFonts w:ascii="Helvetica" w:hAnsi="Helvetica" w:eastAsia="Helvetica" w:cs="Helvetica"/>
+                <w:i w:val="false"/>
+                <w:b w:val="false"/>
+                <w:u w:val="none"/>
+                <w:strike w:val="false"/>
+                <w:sz w:val="17"/>
+                <w:szCs w:val="17"/>
+                <w:color w:val="24212B"/>
+              </w:rPr>
+              <w:t xml:space="preserve">0.857</w:t>
+            </w:r>
+          </w:p>
+        </w:tc>
+        <w:tc>
+          <w:tcPr>
+            <w:tcBorders>
+              <w:bottom w:val="none" w:sz="0" w:space="0" w:color="000000"/>
+              <w:top w:val="none" w:sz="0" w:space="0" w:color="000000"/>
+              <w:left w:val="none" w:sz="0" w:space="0" w:color="000000"/>
+              <w:right w:val="none" w:sz="0" w:space="0" w:color="000000"/>
+            </w:tcBorders>
+            <w:shd w:val="clear" w:color="auto" w:fill="FFFFFF"/>
+            <w:tcMar>
+              <w:top w:w="0" w:type="dxa"/>
+              <w:bottom w:w="0" w:type="dxa"/>
+              <w:left w:w="0" w:type="dxa"/>
+              <w:right w:w="0" w:type="dxa"/>
+            </w:tcMar>
+            <w:vAlign w:val="center"/>
+          </w:tcPr>
+          <w:p>
+            <w:pPr>
+              <w:jc w:val="center"/>
+              <w:pBdr>
+                <w:bottom w:val="none" w:sz="0" w:space="0" w:color="000000"/>
+                <w:top w:val="none" w:sz="0" w:space="0" w:color="000000"/>
+                <w:left w:val="none" w:sz="0" w:space="0" w:color="000000"/>
+                <w:right w:val="none" w:sz="0" w:space="0" w:color="000000"/>
+              </w:pBdr>
+              <w:spacing w:after="60" w:before="60" w:line="240"/>
+              <w:ind w:left="60" w:right="60" w:firstLine="0" w:firstLineChars="0"/>
+              <w:rPr>
+                <w:rFonts w:ascii="Helvetica" w:hAnsi="Helvetica" w:eastAsia="Helvetica" w:cs="Helvetica"/>
+                <w:i w:val="false"/>
+                <w:b w:val="false"/>
+                <w:u w:val="none"/>
+                <w:strike w:val="false"/>
+                <w:sz w:val="17"/>
+                <w:szCs w:val="17"/>
+                <w:color w:val="24212B"/>
+              </w:rPr>
+            </w:pPr>
+            <w:r>
+              <w:rPr>
+                <w:rFonts w:ascii="Helvetica" w:hAnsi="Helvetica" w:eastAsia="Helvetica" w:cs="Helvetica"/>
+                <w:i w:val="false"/>
+                <w:b w:val="false"/>
+                <w:u w:val="none"/>
+                <w:strike w:val="false"/>
+                <w:sz w:val="17"/>
+                <w:szCs w:val="17"/>
+                <w:color w:val="24212B"/>
+              </w:rPr>
+              <w:t xml:space="preserve"/>
+            </w:r>
+          </w:p>
+        </w:tc>
+      </w:tr>
+      <w:tr>
+        <w:trPr>
+          <w:trHeight w:val="464" w:hRule="auto"/>
+        </w:trPr>
+        body10
+        <w:tc>
+          <w:tcPr>
+            <w:vMerge/>
+            <w:tcBorders>
+              <w:bottom w:val="none" w:sz="0" w:space="0" w:color="000000"/>
+              <w:top w:val="none" w:sz="0" w:space="0" w:color="000000"/>
+              <w:left w:val="none" w:sz="0" w:space="0" w:color="000000"/>
+              <w:right w:val="none" w:sz="0" w:space="0" w:color="000000"/>
+            </w:tcBorders>
+            <w:shd w:val="clear" w:color="auto" w:fill="FFFFFF"/>
+            <w:tcMar>
+              <w:top w:w="0" w:type="dxa"/>
+              <w:bottom w:w="0" w:type="dxa"/>
+              <w:left w:w="0" w:type="dxa"/>
+              <w:right w:w="0" w:type="dxa"/>
+            </w:tcMar>
+            <w:vAlign w:val="center"/>
+          </w:tcPr>
+          <w:p>
+            <w:pPr>
+              <w:jc w:val="left"/>
+              <w:pBdr>
+                <w:bottom w:val="none" w:sz="0" w:space="0" w:color="000000"/>
+                <w:top w:val="none" w:sz="0" w:space="0" w:color="000000"/>
+                <w:left w:val="none" w:sz="0" w:space="0" w:color="000000"/>
+                <w:right w:val="none" w:sz="0" w:space="0" w:color="000000"/>
+              </w:pBdr>
+              <w:spacing w:after="60" w:before="60" w:line="240"/>
+              <w:ind w:left="60" w:right="60" w:firstLine="0" w:firstLineChars="0"/>
+              <w:rPr>
+                <w:rFonts w:ascii="Helvetica" w:hAnsi="Helvetica" w:eastAsia="Helvetica" w:cs="Helvetica"/>
+                <w:i w:val="false"/>
+                <w:b w:val="true"/>
+                <w:u w:val="none"/>
+                <w:strike w:val="false"/>
+                <w:sz w:val="17"/>
+                <w:szCs w:val="17"/>
+                <w:color w:val="24212B"/>
+              </w:rPr>
+            </w:pPr>
+          </w:p>
+        </w:tc>
+        <w:tc>
+          <w:tcPr>
+            <w:tcBorders>
+              <w:bottom w:val="none" w:sz="0" w:space="0" w:color="000000"/>
+              <w:top w:val="none" w:sz="0" w:space="0" w:color="000000"/>
+              <w:left w:val="none" w:sz="0" w:space="0" w:color="000000"/>
+              <w:right w:val="none" w:sz="0" w:space="0" w:color="000000"/>
+            </w:tcBorders>
+            <w:shd w:val="clear" w:color="auto" w:fill="FFFFFF"/>
+            <w:tcMar>
+              <w:top w:w="0" w:type="dxa"/>
+              <w:bottom w:w="0" w:type="dxa"/>
+              <w:left w:w="0" w:type="dxa"/>
+              <w:right w:w="0" w:type="dxa"/>
+            </w:tcMar>
+            <w:vAlign w:val="center"/>
+          </w:tcPr>
+          <w:p>
+            <w:pPr>
+              <w:jc w:val="center"/>
+              <w:pBdr>
+                <w:bottom w:val="none" w:sz="0" w:space="0" w:color="000000"/>
+                <w:top w:val="none" w:sz="0" w:space="0" w:color="000000"/>
+                <w:left w:val="none" w:sz="0" w:space="0" w:color="000000"/>
+                <w:right w:val="none" w:sz="0" w:space="0" w:color="000000"/>
+              </w:pBdr>
+              <w:spacing w:after="60" w:before="60" w:line="240"/>
+              <w:ind w:left="60" w:right="60" w:firstLine="0" w:firstLineChars="0"/>
+              <w:rPr>
+                <w:rFonts w:ascii="Helvetica" w:hAnsi="Helvetica" w:eastAsia="Helvetica" w:cs="Helvetica"/>
+                <w:i w:val="false"/>
+                <w:b w:val="false"/>
+                <w:u w:val="none"/>
+                <w:strike w:val="false"/>
+                <w:sz w:val="17"/>
+                <w:szCs w:val="17"/>
+                <w:color w:val="24212B"/>
+              </w:rPr>
+            </w:pPr>
+            <w:r>
+              <w:rPr>
+                <w:rFonts w:ascii="Helvetica" w:hAnsi="Helvetica" w:eastAsia="Helvetica" w:cs="Helvetica"/>
+                <w:i w:val="false"/>
+                <w:b w:val="false"/>
+                <w:u w:val="none"/>
+                <w:strike w:val="false"/>
+                <w:sz w:val="17"/>
+                <w:szCs w:val="17"/>
+                <w:color w:val="24212B"/>
+              </w:rPr>
+              <w:t xml:space="preserve">Fatigue</w:t>
+            </w:r>
+          </w:p>
+        </w:tc>
+        <w:tc>
+          <w:tcPr>
+            <w:tcBorders>
+              <w:bottom w:val="none" w:sz="0" w:space="0" w:color="000000"/>
+              <w:top w:val="none" w:sz="0" w:space="0" w:color="000000"/>
+              <w:left w:val="none" w:sz="0" w:space="0" w:color="000000"/>
+              <w:right w:val="none" w:sz="0" w:space="0" w:color="000000"/>
+            </w:tcBorders>
+            <w:shd w:val="clear" w:color="auto" w:fill="FFFFFF"/>
+            <w:tcMar>
+              <w:top w:w="0" w:type="dxa"/>
+              <w:bottom w:w="0" w:type="dxa"/>
+              <w:left w:w="0" w:type="dxa"/>
+              <w:right w:w="0" w:type="dxa"/>
+            </w:tcMar>
+            <w:vAlign w:val="center"/>
+          </w:tcPr>
+          <w:p>
+            <w:pPr>
+              <w:jc w:val="center"/>
+              <w:pBdr>
+                <w:bottom w:val="none" w:sz="0" w:space="0" w:color="000000"/>
+                <w:top w:val="none" w:sz="0" w:space="0" w:color="000000"/>
+                <w:left w:val="none" w:sz="0" w:space="0" w:color="000000"/>
+                <w:right w:val="none" w:sz="0" w:space="0" w:color="000000"/>
+              </w:pBdr>
+              <w:spacing w:after="60" w:before="60" w:line="240"/>
+              <w:ind w:left="60" w:right="60" w:firstLine="0" w:firstLineChars="0"/>
+              <w:rPr>
+                <w:rFonts w:ascii="Helvetica" w:hAnsi="Helvetica" w:eastAsia="Helvetica" w:cs="Helvetica"/>
+                <w:i w:val="false"/>
+                <w:b w:val="false"/>
+                <w:u w:val="none"/>
+                <w:strike w:val="false"/>
+                <w:sz w:val="17"/>
+                <w:szCs w:val="17"/>
+                <w:color w:val="24212B"/>
+              </w:rPr>
+            </w:pPr>
+            <w:r>
+              <w:rPr>
+                <w:rFonts w:ascii="Helvetica" w:hAnsi="Helvetica" w:eastAsia="Helvetica" w:cs="Helvetica"/>
+                <w:i w:val="false"/>
+                <w:b w:val="false"/>
+                <w:u w:val="none"/>
+                <w:strike w:val="false"/>
+                <w:sz w:val="17"/>
+                <w:szCs w:val="17"/>
+                <w:color w:val="24212B"/>
+              </w:rPr>
+              <w:t xml:space="preserve">4</w:t>
+            </w:r>
+          </w:p>
+        </w:tc>
+        <w:tc>
+          <w:tcPr>
+            <w:tcBorders>
+              <w:bottom w:val="none" w:sz="0" w:space="0" w:color="000000"/>
+              <w:top w:val="none" w:sz="0" w:space="0" w:color="000000"/>
+              <w:left w:val="none" w:sz="0" w:space="0" w:color="000000"/>
+              <w:right w:val="none" w:sz="0" w:space="0" w:color="000000"/>
+            </w:tcBorders>
+            <w:shd w:val="clear" w:color="auto" w:fill="FFFFFF"/>
+            <w:tcMar>
+              <w:top w:w="0" w:type="dxa"/>
+              <w:bottom w:w="0" w:type="dxa"/>
+              <w:left w:w="0" w:type="dxa"/>
+              <w:right w:w="0" w:type="dxa"/>
+            </w:tcMar>
+            <w:vAlign w:val="center"/>
+          </w:tcPr>
+          <w:p>
+            <w:pPr>
+              <w:jc w:val="center"/>
+              <w:pBdr>
+                <w:bottom w:val="none" w:sz="0" w:space="0" w:color="000000"/>
+                <w:top w:val="none" w:sz="0" w:space="0" w:color="000000"/>
+                <w:left w:val="none" w:sz="0" w:space="0" w:color="000000"/>
+                <w:right w:val="none" w:sz="0" w:space="0" w:color="000000"/>
+              </w:pBdr>
+              <w:spacing w:after="60" w:before="60" w:line="240"/>
+              <w:ind w:left="60" w:right="60" w:firstLine="0" w:firstLineChars="0"/>
+              <w:rPr>
+                <w:rFonts w:ascii="Helvetica" w:hAnsi="Helvetica" w:eastAsia="Helvetica" w:cs="Helvetica"/>
+                <w:i w:val="false"/>
+                <w:b w:val="false"/>
+                <w:u w:val="none"/>
+                <w:strike w:val="false"/>
+                <w:sz w:val="17"/>
+                <w:szCs w:val="17"/>
+                <w:color w:val="24212B"/>
+              </w:rPr>
+            </w:pPr>
+            <w:r>
+              <w:rPr>
+                <w:rFonts w:ascii="Helvetica" w:hAnsi="Helvetica" w:eastAsia="Helvetica" w:cs="Helvetica"/>
+                <w:i w:val="false"/>
+                <w:b w:val="false"/>
+                <w:u w:val="none"/>
+                <w:strike w:val="false"/>
+                <w:sz w:val="17"/>
+                <w:szCs w:val="17"/>
+                <w:color w:val="24212B"/>
+              </w:rPr>
+              <w:t xml:space="preserve">0.905</w:t>
+            </w:r>
+          </w:p>
+        </w:tc>
+        <w:tc>
+          <w:tcPr>
+            <w:tcBorders>
+              <w:bottom w:val="none" w:sz="0" w:space="0" w:color="000000"/>
+              <w:top w:val="none" w:sz="0" w:space="0" w:color="000000"/>
+              <w:left w:val="none" w:sz="0" w:space="0" w:color="000000"/>
+              <w:right w:val="none" w:sz="0" w:space="0" w:color="000000"/>
+            </w:tcBorders>
+            <w:shd w:val="clear" w:color="auto" w:fill="FFFFFF"/>
+            <w:tcMar>
+              <w:top w:w="0" w:type="dxa"/>
+              <w:bottom w:w="0" w:type="dxa"/>
+              <w:left w:w="0" w:type="dxa"/>
+              <w:right w:w="0" w:type="dxa"/>
+            </w:tcMar>
+            <w:vAlign w:val="center"/>
+          </w:tcPr>
+          <w:p>
+            <w:pPr>
+              <w:jc w:val="center"/>
+              <w:pBdr>
+                <w:bottom w:val="none" w:sz="0" w:space="0" w:color="000000"/>
+                <w:top w:val="none" w:sz="0" w:space="0" w:color="000000"/>
+                <w:left w:val="none" w:sz="0" w:space="0" w:color="000000"/>
+                <w:right w:val="none" w:sz="0" w:space="0" w:color="000000"/>
+              </w:pBdr>
+              <w:spacing w:after="60" w:before="60" w:line="240"/>
+              <w:ind w:left="60" w:right="60" w:firstLine="0" w:firstLineChars="0"/>
+              <w:rPr>
+                <w:rFonts w:ascii="Helvetica" w:hAnsi="Helvetica" w:eastAsia="Helvetica" w:cs="Helvetica"/>
+                <w:i w:val="false"/>
+                <w:b w:val="false"/>
+                <w:u w:val="none"/>
+                <w:strike w:val="false"/>
+                <w:sz w:val="17"/>
+                <w:szCs w:val="17"/>
+                <w:color w:val="24212B"/>
+              </w:rPr>
+            </w:pPr>
+            <w:r>
+              <w:rPr>
+                <w:rFonts w:ascii="Helvetica" w:hAnsi="Helvetica" w:eastAsia="Helvetica" w:cs="Helvetica"/>
+                <w:i w:val="false"/>
+                <w:b w:val="false"/>
+                <w:u w:val="none"/>
+                <w:strike w:val="false"/>
+                <w:sz w:val="17"/>
+                <w:szCs w:val="17"/>
+                <w:color w:val="24212B"/>
+              </w:rPr>
+              <w:t xml:space="preserve"/>
+            </w:r>
+          </w:p>
+        </w:tc>
+      </w:tr>
+      <w:tr>
+        <w:trPr>
+          <w:trHeight w:val="430" w:hRule="auto"/>
+        </w:trPr>
+        body11
+        <w:tc>
+          <w:tcPr>
+            <w:vMerge w:val="restart"/>
+            <w:tcBorders>
+              <w:bottom w:val="single" w:sz="12" w:space="0" w:color="666666"/>
+              <w:top w:val="none" w:sz="0" w:space="0" w:color="000000"/>
+              <w:left w:val="none" w:sz="0" w:space="0" w:color="000000"/>
+              <w:right w:val="none" w:sz="0" w:space="0" w:color="000000"/>
+            </w:tcBorders>
+            <w:shd w:val="clear" w:color="auto" w:fill="FFFFFF"/>
+            <w:tcMar>
+              <w:top w:w="0" w:type="dxa"/>
+              <w:bottom w:w="0" w:type="dxa"/>
+              <w:left w:w="0" w:type="dxa"/>
+              <w:right w:w="0" w:type="dxa"/>
+            </w:tcMar>
+            <w:vAlign w:val="center"/>
+          </w:tcPr>
+          <w:p>
+            <w:pPr>
+              <w:jc w:val="left"/>
+              <w:pBdr>
+                <w:bottom w:val="none" w:sz="0" w:space="0" w:color="000000"/>
+                <w:top w:val="none" w:sz="0" w:space="0" w:color="000000"/>
+                <w:left w:val="none" w:sz="0" w:space="0" w:color="000000"/>
+                <w:right w:val="none" w:sz="0" w:space="0" w:color="000000"/>
+              </w:pBdr>
+              <w:spacing w:after="60" w:before="60" w:line="240"/>
+              <w:ind w:left="60" w:right="60" w:firstLine="0" w:firstLineChars="0"/>
+              <w:rPr>
+                <w:rFonts w:ascii="Helvetica" w:hAnsi="Helvetica" w:eastAsia="Helvetica" w:cs="Helvetica"/>
+                <w:i w:val="false"/>
+                <w:b w:val="true"/>
+                <w:u w:val="none"/>
+                <w:strike w:val="false"/>
+                <w:sz w:val="17"/>
+                <w:szCs w:val="17"/>
+                <w:color w:val="24212B"/>
+              </w:rPr>
+            </w:pPr>
+            <w:r>
+              <w:rPr>
+                <w:rFonts w:ascii="Helvetica" w:hAnsi="Helvetica" w:eastAsia="Helvetica" w:cs="Helvetica"/>
+                <w:i w:val="false"/>
+                <w:b w:val="true"/>
+                <w:u w:val="none"/>
+                <w:strike w:val="false"/>
+                <w:sz w:val="17"/>
+                <w:szCs w:val="17"/>
+                <w:color w:val="24212B"/>
+              </w:rPr>
+              <w:t xml:space="preserve">MDMA</w:t>
+            </w:r>
+          </w:p>
+        </w:tc>
+        <w:tc>
+          <w:tcPr>
+            <w:tcBorders>
+              <w:bottom w:val="none" w:sz="0" w:space="0" w:color="000000"/>
+              <w:top w:val="none" w:sz="0" w:space="0" w:color="000000"/>
+              <w:left w:val="none" w:sz="0" w:space="0" w:color="000000"/>
+              <w:right w:val="none" w:sz="0" w:space="0" w:color="000000"/>
+            </w:tcBorders>
+            <w:shd w:val="clear" w:color="auto" w:fill="FFFFFF"/>
+            <w:tcMar>
+              <w:top w:w="0" w:type="dxa"/>
+              <w:bottom w:w="0" w:type="dxa"/>
+              <w:left w:w="0" w:type="dxa"/>
+              <w:right w:w="0" w:type="dxa"/>
+            </w:tcMar>
+            <w:vAlign w:val="center"/>
+          </w:tcPr>
+          <w:p>
+            <w:pPr>
+              <w:jc w:val="center"/>
+              <w:pBdr>
+                <w:bottom w:val="none" w:sz="0" w:space="0" w:color="000000"/>
+                <w:top w:val="none" w:sz="0" w:space="0" w:color="000000"/>
+                <w:left w:val="none" w:sz="0" w:space="0" w:color="000000"/>
+                <w:right w:val="none" w:sz="0" w:space="0" w:color="000000"/>
+              </w:pBdr>
+              <w:spacing w:after="60" w:before="60" w:line="240"/>
+              <w:ind w:left="60" w:right="60" w:firstLine="0" w:firstLineChars="0"/>
+              <w:rPr>
+                <w:rFonts w:ascii="Helvetica" w:hAnsi="Helvetica" w:eastAsia="Helvetica" w:cs="Helvetica"/>
+                <w:i w:val="false"/>
+                <w:b w:val="false"/>
+                <w:u w:val="none"/>
+                <w:strike w:val="false"/>
+                <w:sz w:val="17"/>
+                <w:szCs w:val="17"/>
+                <w:color w:val="24212B"/>
+              </w:rPr>
+            </w:pPr>
+            <w:r>
+              <w:rPr>
+                <w:rFonts w:ascii="Helvetica" w:hAnsi="Helvetica" w:eastAsia="Helvetica" w:cs="Helvetica"/>
+                <w:i w:val="false"/>
+                <w:b w:val="false"/>
+                <w:u w:val="none"/>
+                <w:strike w:val="false"/>
+                <w:sz w:val="17"/>
+                <w:szCs w:val="17"/>
+                <w:color w:val="24212B"/>
+              </w:rPr>
               <w:t xml:space="preserve">dizziness</w:t>
             </w:r>
           </w:p>
@@ -2058,61 +3127,325 @@
                 <w:szCs w:val="17"/>
                 <w:color w:val="24212B"/>
               </w:rPr>
-              <w:t xml:space="preserve">5</w:t>
-            </w:r>
-          </w:p>
-        </w:tc>
-        <w:tc>
-          <w:tcPr>
-            <w:tcBorders>
-              <w:bottom w:val="none" w:sz="0" w:space="0" w:color="000000"/>
-              <w:top w:val="none" w:sz="0" w:space="0" w:color="000000"/>
-              <w:left w:val="none" w:sz="0" w:space="0" w:color="000000"/>
-              <w:right w:val="none" w:sz="0" w:space="0" w:color="000000"/>
-            </w:tcBorders>
-            <w:shd w:val="clear" w:color="auto" w:fill="FFFFFF"/>
-            <w:tcMar>
-              <w:top w:w="0" w:type="dxa"/>
-              <w:bottom w:w="0" w:type="dxa"/>
-              <w:left w:w="0" w:type="dxa"/>
-              <w:right w:w="0" w:type="dxa"/>
-            </w:tcMar>
-            <w:vAlign w:val="center"/>
-          </w:tcPr>
-          <w:p>
-            <w:pPr>
-              <w:jc w:val="center"/>
-              <w:pBdr>
-                <w:bottom w:val="none" w:sz="0" w:space="0" w:color="000000"/>
-                <w:top w:val="none" w:sz="0" w:space="0" w:color="000000"/>
-                <w:left w:val="none" w:sz="0" w:space="0" w:color="000000"/>
-                <w:right w:val="none" w:sz="0" w:space="0" w:color="000000"/>
-              </w:pBdr>
-              <w:spacing w:after="60" w:before="60" w:line="240"/>
-              <w:ind w:left="60" w:right="60" w:firstLine="0" w:firstLineChars="0"/>
-              <w:rPr>
-                <w:rFonts w:ascii="Helvetica" w:hAnsi="Helvetica" w:eastAsia="Helvetica" w:cs="Helvetica"/>
-                <w:i w:val="false"/>
-                <w:b w:val="false"/>
-                <w:u w:val="none"/>
-                <w:strike w:val="false"/>
-                <w:sz w:val="17"/>
-                <w:szCs w:val="17"/>
-                <w:color w:val="24212B"/>
-              </w:rPr>
-            </w:pPr>
-            <w:r>
-              <w:rPr>
-                <w:rFonts w:ascii="Helvetica" w:hAnsi="Helvetica" w:eastAsia="Helvetica" w:cs="Helvetica"/>
-                <w:i w:val="false"/>
-                <w:b w:val="false"/>
-                <w:u w:val="none"/>
-                <w:strike w:val="false"/>
-                <w:sz w:val="17"/>
-                <w:szCs w:val="17"/>
-                <w:color w:val="24212B"/>
-              </w:rPr>
-              <w:t xml:space="preserve">0.615</w:t>
+              <w:t xml:space="preserve">3</w:t>
+            </w:r>
+          </w:p>
+        </w:tc>
+        <w:tc>
+          <w:tcPr>
+            <w:tcBorders>
+              <w:bottom w:val="none" w:sz="0" w:space="0" w:color="000000"/>
+              <w:top w:val="none" w:sz="0" w:space="0" w:color="000000"/>
+              <w:left w:val="none" w:sz="0" w:space="0" w:color="000000"/>
+              <w:right w:val="none" w:sz="0" w:space="0" w:color="000000"/>
+            </w:tcBorders>
+            <w:shd w:val="clear" w:color="auto" w:fill="FFFFFF"/>
+            <w:tcMar>
+              <w:top w:w="0" w:type="dxa"/>
+              <w:bottom w:w="0" w:type="dxa"/>
+              <w:left w:w="0" w:type="dxa"/>
+              <w:right w:w="0" w:type="dxa"/>
+            </w:tcMar>
+            <w:vAlign w:val="center"/>
+          </w:tcPr>
+          <w:p>
+            <w:pPr>
+              <w:jc w:val="center"/>
+              <w:pBdr>
+                <w:bottom w:val="none" w:sz="0" w:space="0" w:color="000000"/>
+                <w:top w:val="none" w:sz="0" w:space="0" w:color="000000"/>
+                <w:left w:val="none" w:sz="0" w:space="0" w:color="000000"/>
+                <w:right w:val="none" w:sz="0" w:space="0" w:color="000000"/>
+              </w:pBdr>
+              <w:spacing w:after="60" w:before="60" w:line="240"/>
+              <w:ind w:left="60" w:right="60" w:firstLine="0" w:firstLineChars="0"/>
+              <w:rPr>
+                <w:rFonts w:ascii="Helvetica" w:hAnsi="Helvetica" w:eastAsia="Helvetica" w:cs="Helvetica"/>
+                <w:i w:val="false"/>
+                <w:b w:val="false"/>
+                <w:u w:val="none"/>
+                <w:strike w:val="false"/>
+                <w:sz w:val="17"/>
+                <w:szCs w:val="17"/>
+                <w:color w:val="24212B"/>
+              </w:rPr>
+            </w:pPr>
+            <w:r>
+              <w:rPr>
+                <w:rFonts w:ascii="Helvetica" w:hAnsi="Helvetica" w:eastAsia="Helvetica" w:cs="Helvetica"/>
+                <w:i w:val="false"/>
+                <w:b w:val="false"/>
+                <w:u w:val="none"/>
+                <w:strike w:val="false"/>
+                <w:sz w:val="17"/>
+                <w:szCs w:val="17"/>
+                <w:color w:val="24212B"/>
+              </w:rPr>
+              <w:t xml:space="preserve">0.180</w:t>
+            </w:r>
+          </w:p>
+        </w:tc>
+        <w:tc>
+          <w:tcPr>
+            <w:tcBorders>
+              <w:bottom w:val="none" w:sz="0" w:space="0" w:color="000000"/>
+              <w:top w:val="none" w:sz="0" w:space="0" w:color="000000"/>
+              <w:left w:val="none" w:sz="0" w:space="0" w:color="000000"/>
+              <w:right w:val="none" w:sz="0" w:space="0" w:color="000000"/>
+            </w:tcBorders>
+            <w:shd w:val="clear" w:color="auto" w:fill="FFFFFF"/>
+            <w:tcMar>
+              <w:top w:w="0" w:type="dxa"/>
+              <w:bottom w:w="0" w:type="dxa"/>
+              <w:left w:w="0" w:type="dxa"/>
+              <w:right w:w="0" w:type="dxa"/>
+            </w:tcMar>
+            <w:vAlign w:val="center"/>
+          </w:tcPr>
+          <w:p>
+            <w:pPr>
+              <w:jc w:val="center"/>
+              <w:pBdr>
+                <w:bottom w:val="none" w:sz="0" w:space="0" w:color="000000"/>
+                <w:top w:val="none" w:sz="0" w:space="0" w:color="000000"/>
+                <w:left w:val="none" w:sz="0" w:space="0" w:color="000000"/>
+                <w:right w:val="none" w:sz="0" w:space="0" w:color="000000"/>
+              </w:pBdr>
+              <w:spacing w:after="60" w:before="60" w:line="240"/>
+              <w:ind w:left="60" w:right="60" w:firstLine="0" w:firstLineChars="0"/>
+              <w:rPr>
+                <w:rFonts w:ascii="Helvetica" w:hAnsi="Helvetica" w:eastAsia="Helvetica" w:cs="Helvetica"/>
+                <w:i w:val="false"/>
+                <w:b w:val="false"/>
+                <w:u w:val="none"/>
+                <w:strike w:val="false"/>
+                <w:sz w:val="17"/>
+                <w:szCs w:val="17"/>
+                <w:color w:val="24212B"/>
+              </w:rPr>
+            </w:pPr>
+            <w:r>
+              <w:rPr>
+                <w:rFonts w:ascii="Helvetica" w:hAnsi="Helvetica" w:eastAsia="Helvetica" w:cs="Helvetica"/>
+                <w:i w:val="false"/>
+                <w:b w:val="false"/>
+                <w:u w:val="none"/>
+                <w:strike w:val="false"/>
+                <w:sz w:val="17"/>
+                <w:szCs w:val="17"/>
+                <w:color w:val="24212B"/>
+              </w:rPr>
+              <w:t xml:space="preserve"/>
+            </w:r>
+          </w:p>
+        </w:tc>
+      </w:tr>
+      <w:tr>
+        <w:trPr>
+          <w:trHeight w:val="429" w:hRule="auto"/>
+        </w:trPr>
+        body12
+        <w:tc>
+          <w:tcPr>
+            <w:vMerge/>
+            <w:tcBorders>
+              <w:bottom w:val="none" w:sz="0" w:space="0" w:color="000000"/>
+              <w:top w:val="single" w:sz="12" w:space="0" w:color="666666"/>
+              <w:left w:val="none" w:sz="0" w:space="0" w:color="000000"/>
+              <w:right w:val="none" w:sz="0" w:space="0" w:color="000000"/>
+            </w:tcBorders>
+            <w:shd w:val="clear" w:color="auto" w:fill="FFFFFF"/>
+            <w:tcMar>
+              <w:top w:w="0" w:type="dxa"/>
+              <w:bottom w:w="0" w:type="dxa"/>
+              <w:left w:w="0" w:type="dxa"/>
+              <w:right w:w="0" w:type="dxa"/>
+            </w:tcMar>
+            <w:vAlign w:val="center"/>
+          </w:tcPr>
+          <w:p>
+            <w:pPr>
+              <w:jc w:val="left"/>
+              <w:pBdr>
+                <w:bottom w:val="none" w:sz="0" w:space="0" w:color="000000"/>
+                <w:top w:val="none" w:sz="0" w:space="0" w:color="000000"/>
+                <w:left w:val="none" w:sz="0" w:space="0" w:color="000000"/>
+                <w:right w:val="none" w:sz="0" w:space="0" w:color="000000"/>
+              </w:pBdr>
+              <w:spacing w:after="60" w:before="60" w:line="240"/>
+              <w:ind w:left="60" w:right="60" w:firstLine="0" w:firstLineChars="0"/>
+              <w:rPr>
+                <w:rFonts w:ascii="Helvetica" w:hAnsi="Helvetica" w:eastAsia="Helvetica" w:cs="Helvetica"/>
+                <w:i w:val="false"/>
+                <w:b w:val="true"/>
+                <w:u w:val="none"/>
+                <w:strike w:val="false"/>
+                <w:sz w:val="17"/>
+                <w:szCs w:val="17"/>
+                <w:color w:val="24212B"/>
+              </w:rPr>
+            </w:pPr>
+          </w:p>
+        </w:tc>
+        <w:tc>
+          <w:tcPr>
+            <w:tcBorders>
+              <w:bottom w:val="none" w:sz="0" w:space="0" w:color="000000"/>
+              <w:top w:val="none" w:sz="0" w:space="0" w:color="000000"/>
+              <w:left w:val="none" w:sz="0" w:space="0" w:color="000000"/>
+              <w:right w:val="none" w:sz="0" w:space="0" w:color="000000"/>
+            </w:tcBorders>
+            <w:shd w:val="clear" w:color="auto" w:fill="FFFFFF"/>
+            <w:tcMar>
+              <w:top w:w="0" w:type="dxa"/>
+              <w:bottom w:w="0" w:type="dxa"/>
+              <w:left w:w="0" w:type="dxa"/>
+              <w:right w:w="0" w:type="dxa"/>
+            </w:tcMar>
+            <w:vAlign w:val="center"/>
+          </w:tcPr>
+          <w:p>
+            <w:pPr>
+              <w:jc w:val="center"/>
+              <w:pBdr>
+                <w:bottom w:val="none" w:sz="0" w:space="0" w:color="000000"/>
+                <w:top w:val="none" w:sz="0" w:space="0" w:color="000000"/>
+                <w:left w:val="none" w:sz="0" w:space="0" w:color="000000"/>
+                <w:right w:val="none" w:sz="0" w:space="0" w:color="000000"/>
+              </w:pBdr>
+              <w:spacing w:after="60" w:before="60" w:line="240"/>
+              <w:ind w:left="60" w:right="60" w:firstLine="0" w:firstLineChars="0"/>
+              <w:rPr>
+                <w:rFonts w:ascii="Helvetica" w:hAnsi="Helvetica" w:eastAsia="Helvetica" w:cs="Helvetica"/>
+                <w:i w:val="false"/>
+                <w:b w:val="false"/>
+                <w:u w:val="none"/>
+                <w:strike w:val="false"/>
+                <w:sz w:val="17"/>
+                <w:szCs w:val="17"/>
+                <w:color w:val="24212B"/>
+              </w:rPr>
+            </w:pPr>
+            <w:r>
+              <w:rPr>
+                <w:rFonts w:ascii="Helvetica" w:hAnsi="Helvetica" w:eastAsia="Helvetica" w:cs="Helvetica"/>
+                <w:i w:val="false"/>
+                <w:b w:val="false"/>
+                <w:u w:val="none"/>
+                <w:strike w:val="false"/>
+                <w:sz w:val="17"/>
+                <w:szCs w:val="17"/>
+                <w:color w:val="24212B"/>
+              </w:rPr>
+              <w:t xml:space="preserve">rumination</w:t>
+            </w:r>
+          </w:p>
+        </w:tc>
+        <w:tc>
+          <w:tcPr>
+            <w:tcBorders>
+              <w:bottom w:val="none" w:sz="0" w:space="0" w:color="000000"/>
+              <w:top w:val="none" w:sz="0" w:space="0" w:color="000000"/>
+              <w:left w:val="none" w:sz="0" w:space="0" w:color="000000"/>
+              <w:right w:val="none" w:sz="0" w:space="0" w:color="000000"/>
+            </w:tcBorders>
+            <w:shd w:val="clear" w:color="auto" w:fill="FFFFFF"/>
+            <w:tcMar>
+              <w:top w:w="0" w:type="dxa"/>
+              <w:bottom w:w="0" w:type="dxa"/>
+              <w:left w:w="0" w:type="dxa"/>
+              <w:right w:w="0" w:type="dxa"/>
+            </w:tcMar>
+            <w:vAlign w:val="center"/>
+          </w:tcPr>
+          <w:p>
+            <w:pPr>
+              <w:jc w:val="center"/>
+              <w:pBdr>
+                <w:bottom w:val="none" w:sz="0" w:space="0" w:color="000000"/>
+                <w:top w:val="none" w:sz="0" w:space="0" w:color="000000"/>
+                <w:left w:val="none" w:sz="0" w:space="0" w:color="000000"/>
+                <w:right w:val="none" w:sz="0" w:space="0" w:color="000000"/>
+              </w:pBdr>
+              <w:spacing w:after="60" w:before="60" w:line="240"/>
+              <w:ind w:left="60" w:right="60" w:firstLine="0" w:firstLineChars="0"/>
+              <w:rPr>
+                <w:rFonts w:ascii="Helvetica" w:hAnsi="Helvetica" w:eastAsia="Helvetica" w:cs="Helvetica"/>
+                <w:i w:val="false"/>
+                <w:b w:val="false"/>
+                <w:u w:val="none"/>
+                <w:strike w:val="false"/>
+                <w:sz w:val="17"/>
+                <w:szCs w:val="17"/>
+                <w:color w:val="24212B"/>
+              </w:rPr>
+            </w:pPr>
+            <w:r>
+              <w:rPr>
+                <w:rFonts w:ascii="Helvetica" w:hAnsi="Helvetica" w:eastAsia="Helvetica" w:cs="Helvetica"/>
+                <w:i w:val="false"/>
+                <w:b w:val="false"/>
+                <w:u w:val="none"/>
+                <w:strike w:val="false"/>
+                <w:sz w:val="17"/>
+                <w:szCs w:val="17"/>
+                <w:color w:val="24212B"/>
+              </w:rPr>
+              <w:t xml:space="preserve">3</w:t>
+            </w:r>
+          </w:p>
+        </w:tc>
+        <w:tc>
+          <w:tcPr>
+            <w:tcBorders>
+              <w:bottom w:val="none" w:sz="0" w:space="0" w:color="000000"/>
+              <w:top w:val="none" w:sz="0" w:space="0" w:color="000000"/>
+              <w:left w:val="none" w:sz="0" w:space="0" w:color="000000"/>
+              <w:right w:val="none" w:sz="0" w:space="0" w:color="000000"/>
+            </w:tcBorders>
+            <w:shd w:val="clear" w:color="auto" w:fill="FFFFFF"/>
+            <w:tcMar>
+              <w:top w:w="0" w:type="dxa"/>
+              <w:bottom w:w="0" w:type="dxa"/>
+              <w:left w:w="0" w:type="dxa"/>
+              <w:right w:w="0" w:type="dxa"/>
+            </w:tcMar>
+            <w:vAlign w:val="center"/>
+          </w:tcPr>
+          <w:p>
+            <w:pPr>
+              <w:jc w:val="center"/>
+              <w:pBdr>
+                <w:bottom w:val="none" w:sz="0" w:space="0" w:color="000000"/>
+                <w:top w:val="none" w:sz="0" w:space="0" w:color="000000"/>
+                <w:left w:val="none" w:sz="0" w:space="0" w:color="000000"/>
+                <w:right w:val="none" w:sz="0" w:space="0" w:color="000000"/>
+              </w:pBdr>
+              <w:spacing w:after="60" w:before="60" w:line="240"/>
+              <w:ind w:left="60" w:right="60" w:firstLine="0" w:firstLineChars="0"/>
+              <w:rPr>
+                <w:rFonts w:ascii="Helvetica" w:hAnsi="Helvetica" w:eastAsia="Helvetica" w:cs="Helvetica"/>
+                <w:i w:val="false"/>
+                <w:b w:val="false"/>
+                <w:u w:val="none"/>
+                <w:strike w:val="false"/>
+                <w:sz w:val="17"/>
+                <w:szCs w:val="17"/>
+                <w:color w:val="24212B"/>
+              </w:rPr>
+            </w:pPr>
+            <w:r>
+              <w:rPr>
+                <w:rFonts w:ascii="Helvetica" w:hAnsi="Helvetica" w:eastAsia="Helvetica" w:cs="Helvetica"/>
+                <w:i w:val="false"/>
+                <w:b w:val="false"/>
+                <w:u w:val="none"/>
+                <w:strike w:val="false"/>
+                <w:sz w:val="17"/>
+                <w:szCs w:val="17"/>
+                <w:color w:val="24212B"/>
+              </w:rPr>
+              <w:t xml:space="preserve">0.215</w:t>
             </w:r>
           </w:p>
         </w:tc>
@@ -2175,7 +3508,7 @@
         <w:trPr>
           <w:trHeight w:val="462" w:hRule="auto"/>
         </w:trPr>
-        body 8
+        body13
         <w:tc>
           <w:tcPr>
             <w:vMerge/>
@@ -2268,643 +3601,115 @@
                 <w:szCs w:val="17"/>
                 <w:color w:val="24212B"/>
               </w:rPr>
-              <w:t xml:space="preserve">depressed mood</w:t>
-            </w:r>
-          </w:p>
-        </w:tc>
-        <w:tc>
-          <w:tcPr>
-            <w:tcBorders>
-              <w:bottom w:val="none" w:sz="0" w:space="0" w:color="000000"/>
-              <w:top w:val="none" w:sz="0" w:space="0" w:color="000000"/>
-              <w:left w:val="none" w:sz="0" w:space="0" w:color="000000"/>
-              <w:right w:val="none" w:sz="0" w:space="0" w:color="000000"/>
-            </w:tcBorders>
-            <w:shd w:val="clear" w:color="auto" w:fill="FFFFFF"/>
-            <w:tcMar>
-              <w:top w:w="0" w:type="dxa"/>
-              <w:bottom w:w="0" w:type="dxa"/>
-              <w:left w:w="0" w:type="dxa"/>
-              <w:right w:w="0" w:type="dxa"/>
-            </w:tcMar>
-            <w:vAlign w:val="center"/>
-          </w:tcPr>
-          <w:p>
-            <w:pPr>
-              <w:jc w:val="center"/>
-              <w:pBdr>
-                <w:bottom w:val="none" w:sz="0" w:space="0" w:color="000000"/>
-                <w:top w:val="none" w:sz="0" w:space="0" w:color="000000"/>
-                <w:left w:val="none" w:sz="0" w:space="0" w:color="000000"/>
-                <w:right w:val="none" w:sz="0" w:space="0" w:color="000000"/>
-              </w:pBdr>
-              <w:spacing w:after="60" w:before="60" w:line="240"/>
-              <w:ind w:left="60" w:right="60" w:firstLine="0" w:firstLineChars="0"/>
-              <w:rPr>
-                <w:rFonts w:ascii="Helvetica" w:hAnsi="Helvetica" w:eastAsia="Helvetica" w:cs="Helvetica"/>
-                <w:i w:val="false"/>
-                <w:b w:val="false"/>
-                <w:u w:val="none"/>
-                <w:strike w:val="false"/>
-                <w:sz w:val="17"/>
-                <w:szCs w:val="17"/>
-                <w:color w:val="24212B"/>
-              </w:rPr>
-            </w:pPr>
-            <w:r>
-              <w:rPr>
-                <w:rFonts w:ascii="Helvetica" w:hAnsi="Helvetica" w:eastAsia="Helvetica" w:cs="Helvetica"/>
-                <w:i w:val="false"/>
-                <w:b w:val="false"/>
-                <w:u w:val="none"/>
-                <w:strike w:val="false"/>
-                <w:sz w:val="17"/>
-                <w:szCs w:val="17"/>
-                <w:color w:val="24212B"/>
-              </w:rPr>
-              <w:t xml:space="preserve">4</w:t>
-            </w:r>
-          </w:p>
-        </w:tc>
-        <w:tc>
-          <w:tcPr>
-            <w:tcBorders>
-              <w:bottom w:val="none" w:sz="0" w:space="0" w:color="000000"/>
-              <w:top w:val="none" w:sz="0" w:space="0" w:color="000000"/>
-              <w:left w:val="none" w:sz="0" w:space="0" w:color="000000"/>
-              <w:right w:val="none" w:sz="0" w:space="0" w:color="000000"/>
-            </w:tcBorders>
-            <w:shd w:val="clear" w:color="auto" w:fill="FFFFFF"/>
-            <w:tcMar>
-              <w:top w:w="0" w:type="dxa"/>
-              <w:bottom w:w="0" w:type="dxa"/>
-              <w:left w:w="0" w:type="dxa"/>
-              <w:right w:w="0" w:type="dxa"/>
-            </w:tcMar>
-            <w:vAlign w:val="center"/>
-          </w:tcPr>
-          <w:p>
-            <w:pPr>
-              <w:jc w:val="center"/>
-              <w:pBdr>
-                <w:bottom w:val="none" w:sz="0" w:space="0" w:color="000000"/>
-                <w:top w:val="none" w:sz="0" w:space="0" w:color="000000"/>
-                <w:left w:val="none" w:sz="0" w:space="0" w:color="000000"/>
-                <w:right w:val="none" w:sz="0" w:space="0" w:color="000000"/>
-              </w:pBdr>
-              <w:spacing w:after="60" w:before="60" w:line="240"/>
-              <w:ind w:left="60" w:right="60" w:firstLine="0" w:firstLineChars="0"/>
-              <w:rPr>
-                <w:rFonts w:ascii="Helvetica" w:hAnsi="Helvetica" w:eastAsia="Helvetica" w:cs="Helvetica"/>
-                <w:i w:val="false"/>
-                <w:b w:val="false"/>
-                <w:u w:val="none"/>
-                <w:strike w:val="false"/>
-                <w:sz w:val="17"/>
-                <w:szCs w:val="17"/>
-                <w:color w:val="24212B"/>
-              </w:rPr>
-            </w:pPr>
-            <w:r>
-              <w:rPr>
-                <w:rFonts w:ascii="Helvetica" w:hAnsi="Helvetica" w:eastAsia="Helvetica" w:cs="Helvetica"/>
-                <w:i w:val="false"/>
-                <w:b w:val="false"/>
-                <w:u w:val="none"/>
-                <w:strike w:val="false"/>
-                <w:sz w:val="17"/>
-                <w:szCs w:val="17"/>
-                <w:color w:val="24212B"/>
-              </w:rPr>
-              <w:t xml:space="preserve">0.638</w:t>
-            </w:r>
-          </w:p>
-        </w:tc>
-        <w:tc>
-          <w:tcPr>
-            <w:tcBorders>
-              <w:bottom w:val="none" w:sz="0" w:space="0" w:color="000000"/>
-              <w:top w:val="none" w:sz="0" w:space="0" w:color="000000"/>
-              <w:left w:val="none" w:sz="0" w:space="0" w:color="000000"/>
-              <w:right w:val="none" w:sz="0" w:space="0" w:color="000000"/>
-            </w:tcBorders>
-            <w:shd w:val="clear" w:color="auto" w:fill="FFFFFF"/>
-            <w:tcMar>
-              <w:top w:w="0" w:type="dxa"/>
-              <w:bottom w:w="0" w:type="dxa"/>
-              <w:left w:w="0" w:type="dxa"/>
-              <w:right w:w="0" w:type="dxa"/>
-            </w:tcMar>
-            <w:vAlign w:val="center"/>
-          </w:tcPr>
-          <w:p>
-            <w:pPr>
-              <w:jc w:val="center"/>
-              <w:pBdr>
-                <w:bottom w:val="none" w:sz="0" w:space="0" w:color="000000"/>
-                <w:top w:val="none" w:sz="0" w:space="0" w:color="000000"/>
-                <w:left w:val="none" w:sz="0" w:space="0" w:color="000000"/>
-                <w:right w:val="none" w:sz="0" w:space="0" w:color="000000"/>
-              </w:pBdr>
-              <w:spacing w:after="60" w:before="60" w:line="240"/>
-              <w:ind w:left="60" w:right="60" w:firstLine="0" w:firstLineChars="0"/>
-              <w:rPr>
-                <w:rFonts w:ascii="Helvetica" w:hAnsi="Helvetica" w:eastAsia="Helvetica" w:cs="Helvetica"/>
-                <w:i w:val="false"/>
-                <w:b w:val="false"/>
-                <w:u w:val="none"/>
-                <w:strike w:val="false"/>
-                <w:sz w:val="17"/>
-                <w:szCs w:val="17"/>
-                <w:color w:val="24212B"/>
-              </w:rPr>
-            </w:pPr>
-            <w:r>
-              <w:rPr>
-                <w:rFonts w:ascii="Helvetica" w:hAnsi="Helvetica" w:eastAsia="Helvetica" w:cs="Helvetica"/>
-                <w:i w:val="false"/>
-                <w:b w:val="false"/>
-                <w:u w:val="none"/>
-                <w:strike w:val="false"/>
-                <w:sz w:val="17"/>
-                <w:szCs w:val="17"/>
-                <w:color w:val="24212B"/>
-              </w:rPr>
-              <w:t xml:space="preserve"/>
-            </w:r>
-          </w:p>
-        </w:tc>
-      </w:tr>
-      <w:tr>
-        <w:trPr>
-          <w:trHeight w:val="433" w:hRule="auto"/>
-        </w:trPr>
-        body 9
-        <w:tc>
-          <w:tcPr>
-            <w:vMerge/>
-            <w:tcBorders>
-              <w:bottom w:val="none" w:sz="0" w:space="0" w:color="000000"/>
-              <w:top w:val="none" w:sz="0" w:space="0" w:color="000000"/>
-              <w:left w:val="none" w:sz="0" w:space="0" w:color="000000"/>
-              <w:right w:val="none" w:sz="0" w:space="0" w:color="000000"/>
-            </w:tcBorders>
-            <w:shd w:val="clear" w:color="auto" w:fill="FFFFFF"/>
-            <w:tcMar>
-              <w:top w:w="0" w:type="dxa"/>
-              <w:bottom w:w="0" w:type="dxa"/>
-              <w:left w:w="0" w:type="dxa"/>
-              <w:right w:w="0" w:type="dxa"/>
-            </w:tcMar>
-            <w:vAlign w:val="center"/>
-          </w:tcPr>
-          <w:p>
-            <w:pPr>
-              <w:jc w:val="left"/>
-              <w:pBdr>
-                <w:bottom w:val="none" w:sz="0" w:space="0" w:color="000000"/>
-                <w:top w:val="none" w:sz="0" w:space="0" w:color="000000"/>
-                <w:left w:val="none" w:sz="0" w:space="0" w:color="000000"/>
-                <w:right w:val="none" w:sz="0" w:space="0" w:color="000000"/>
-              </w:pBdr>
-              <w:spacing w:after="60" w:before="60" w:line="240"/>
-              <w:ind w:left="60" w:right="60" w:firstLine="0" w:firstLineChars="0"/>
-              <w:rPr>
-                <w:rFonts w:ascii="Helvetica" w:hAnsi="Helvetica" w:eastAsia="Helvetica" w:cs="Helvetica"/>
-                <w:i w:val="false"/>
-                <w:b w:val="true"/>
-                <w:u w:val="none"/>
-                <w:strike w:val="false"/>
-                <w:sz w:val="17"/>
-                <w:szCs w:val="17"/>
-                <w:color w:val="24212B"/>
-              </w:rPr>
-            </w:pPr>
-          </w:p>
-        </w:tc>
-        <w:tc>
-          <w:tcPr>
-            <w:tcBorders>
-              <w:bottom w:val="none" w:sz="0" w:space="0" w:color="000000"/>
-              <w:top w:val="none" w:sz="0" w:space="0" w:color="000000"/>
-              <w:left w:val="none" w:sz="0" w:space="0" w:color="000000"/>
-              <w:right w:val="none" w:sz="0" w:space="0" w:color="000000"/>
-            </w:tcBorders>
-            <w:shd w:val="clear" w:color="auto" w:fill="FFFFFF"/>
-            <w:tcMar>
-              <w:top w:w="0" w:type="dxa"/>
-              <w:bottom w:w="0" w:type="dxa"/>
-              <w:left w:w="0" w:type="dxa"/>
-              <w:right w:w="0" w:type="dxa"/>
-            </w:tcMar>
-            <w:vAlign w:val="center"/>
-          </w:tcPr>
-          <w:p>
-            <w:pPr>
-              <w:jc w:val="center"/>
-              <w:pBdr>
-                <w:bottom w:val="none" w:sz="0" w:space="0" w:color="000000"/>
-                <w:top w:val="none" w:sz="0" w:space="0" w:color="000000"/>
-                <w:left w:val="none" w:sz="0" w:space="0" w:color="000000"/>
-                <w:right w:val="none" w:sz="0" w:space="0" w:color="000000"/>
-              </w:pBdr>
-              <w:spacing w:after="60" w:before="60" w:line="240"/>
-              <w:ind w:left="60" w:right="60" w:firstLine="0" w:firstLineChars="0"/>
-              <w:rPr>
-                <w:rFonts w:ascii="Helvetica" w:hAnsi="Helvetica" w:eastAsia="Helvetica" w:cs="Helvetica"/>
-                <w:i w:val="false"/>
-                <w:b w:val="false"/>
-                <w:u w:val="none"/>
-                <w:strike w:val="false"/>
-                <w:sz w:val="17"/>
-                <w:szCs w:val="17"/>
-                <w:color w:val="24212B"/>
-              </w:rPr>
-            </w:pPr>
-            <w:r>
-              <w:rPr>
-                <w:rFonts w:ascii="Helvetica" w:hAnsi="Helvetica" w:eastAsia="Helvetica" w:cs="Helvetica"/>
-                <w:i w:val="false"/>
-                <w:b w:val="false"/>
-                <w:u w:val="none"/>
-                <w:strike w:val="false"/>
-                <w:sz w:val="17"/>
-                <w:szCs w:val="17"/>
-                <w:color w:val="24212B"/>
-              </w:rPr>
-              <w:t xml:space="preserve">illusion</w:t>
-            </w:r>
-          </w:p>
-        </w:tc>
-        <w:tc>
-          <w:tcPr>
-            <w:tcBorders>
-              <w:bottom w:val="none" w:sz="0" w:space="0" w:color="000000"/>
-              <w:top w:val="none" w:sz="0" w:space="0" w:color="000000"/>
-              <w:left w:val="none" w:sz="0" w:space="0" w:color="000000"/>
-              <w:right w:val="none" w:sz="0" w:space="0" w:color="000000"/>
-            </w:tcBorders>
-            <w:shd w:val="clear" w:color="auto" w:fill="FFFFFF"/>
-            <w:tcMar>
-              <w:top w:w="0" w:type="dxa"/>
-              <w:bottom w:w="0" w:type="dxa"/>
-              <w:left w:w="0" w:type="dxa"/>
-              <w:right w:w="0" w:type="dxa"/>
-            </w:tcMar>
-            <w:vAlign w:val="center"/>
-          </w:tcPr>
-          <w:p>
-            <w:pPr>
-              <w:jc w:val="center"/>
-              <w:pBdr>
-                <w:bottom w:val="none" w:sz="0" w:space="0" w:color="000000"/>
-                <w:top w:val="none" w:sz="0" w:space="0" w:color="000000"/>
-                <w:left w:val="none" w:sz="0" w:space="0" w:color="000000"/>
-                <w:right w:val="none" w:sz="0" w:space="0" w:color="000000"/>
-              </w:pBdr>
-              <w:spacing w:after="60" w:before="60" w:line="240"/>
-              <w:ind w:left="60" w:right="60" w:firstLine="0" w:firstLineChars="0"/>
-              <w:rPr>
-                <w:rFonts w:ascii="Helvetica" w:hAnsi="Helvetica" w:eastAsia="Helvetica" w:cs="Helvetica"/>
-                <w:i w:val="false"/>
-                <w:b w:val="false"/>
-                <w:u w:val="none"/>
-                <w:strike w:val="false"/>
-                <w:sz w:val="17"/>
-                <w:szCs w:val="17"/>
-                <w:color w:val="24212B"/>
-              </w:rPr>
-            </w:pPr>
-            <w:r>
-              <w:rPr>
-                <w:rFonts w:ascii="Helvetica" w:hAnsi="Helvetica" w:eastAsia="Helvetica" w:cs="Helvetica"/>
-                <w:i w:val="false"/>
-                <w:b w:val="false"/>
-                <w:u w:val="none"/>
-                <w:strike w:val="false"/>
-                <w:sz w:val="17"/>
-                <w:szCs w:val="17"/>
-                <w:color w:val="24212B"/>
-              </w:rPr>
-              <w:t xml:space="preserve">4</w:t>
-            </w:r>
-          </w:p>
-        </w:tc>
-        <w:tc>
-          <w:tcPr>
-            <w:tcBorders>
-              <w:bottom w:val="none" w:sz="0" w:space="0" w:color="000000"/>
-              <w:top w:val="none" w:sz="0" w:space="0" w:color="000000"/>
-              <w:left w:val="none" w:sz="0" w:space="0" w:color="000000"/>
-              <w:right w:val="none" w:sz="0" w:space="0" w:color="000000"/>
-            </w:tcBorders>
-            <w:shd w:val="clear" w:color="auto" w:fill="FFFFFF"/>
-            <w:tcMar>
-              <w:top w:w="0" w:type="dxa"/>
-              <w:bottom w:w="0" w:type="dxa"/>
-              <w:left w:w="0" w:type="dxa"/>
-              <w:right w:w="0" w:type="dxa"/>
-            </w:tcMar>
-            <w:vAlign w:val="center"/>
-          </w:tcPr>
-          <w:p>
-            <w:pPr>
-              <w:jc w:val="center"/>
-              <w:pBdr>
-                <w:bottom w:val="none" w:sz="0" w:space="0" w:color="000000"/>
-                <w:top w:val="none" w:sz="0" w:space="0" w:color="000000"/>
-                <w:left w:val="none" w:sz="0" w:space="0" w:color="000000"/>
-                <w:right w:val="none" w:sz="0" w:space="0" w:color="000000"/>
-              </w:pBdr>
-              <w:spacing w:after="60" w:before="60" w:line="240"/>
-              <w:ind w:left="60" w:right="60" w:firstLine="0" w:firstLineChars="0"/>
-              <w:rPr>
-                <w:rFonts w:ascii="Helvetica" w:hAnsi="Helvetica" w:eastAsia="Helvetica" w:cs="Helvetica"/>
-                <w:i w:val="false"/>
-                <w:b w:val="false"/>
-                <w:u w:val="none"/>
-                <w:strike w:val="false"/>
-                <w:sz w:val="17"/>
-                <w:szCs w:val="17"/>
-                <w:color w:val="24212B"/>
-              </w:rPr>
-            </w:pPr>
-            <w:r>
-              <w:rPr>
-                <w:rFonts w:ascii="Helvetica" w:hAnsi="Helvetica" w:eastAsia="Helvetica" w:cs="Helvetica"/>
-                <w:i w:val="false"/>
-                <w:b w:val="false"/>
-                <w:u w:val="none"/>
-                <w:strike w:val="false"/>
-                <w:sz w:val="17"/>
-                <w:szCs w:val="17"/>
-                <w:color w:val="24212B"/>
-              </w:rPr>
-              <w:t xml:space="preserve">0.648</w:t>
-            </w:r>
-          </w:p>
-        </w:tc>
-        <w:tc>
-          <w:tcPr>
-            <w:tcBorders>
-              <w:bottom w:val="none" w:sz="0" w:space="0" w:color="000000"/>
-              <w:top w:val="none" w:sz="0" w:space="0" w:color="000000"/>
-              <w:left w:val="none" w:sz="0" w:space="0" w:color="000000"/>
-              <w:right w:val="none" w:sz="0" w:space="0" w:color="000000"/>
-            </w:tcBorders>
-            <w:shd w:val="clear" w:color="auto" w:fill="FFFFFF"/>
-            <w:tcMar>
-              <w:top w:w="0" w:type="dxa"/>
-              <w:bottom w:w="0" w:type="dxa"/>
-              <w:left w:w="0" w:type="dxa"/>
-              <w:right w:w="0" w:type="dxa"/>
-            </w:tcMar>
-            <w:vAlign w:val="center"/>
-          </w:tcPr>
-          <w:p>
-            <w:pPr>
-              <w:jc w:val="center"/>
-              <w:pBdr>
-                <w:bottom w:val="none" w:sz="0" w:space="0" w:color="000000"/>
-                <w:top w:val="none" w:sz="0" w:space="0" w:color="000000"/>
-                <w:left w:val="none" w:sz="0" w:space="0" w:color="000000"/>
-                <w:right w:val="none" w:sz="0" w:space="0" w:color="000000"/>
-              </w:pBdr>
-              <w:spacing w:after="60" w:before="60" w:line="240"/>
-              <w:ind w:left="60" w:right="60" w:firstLine="0" w:firstLineChars="0"/>
-              <w:rPr>
-                <w:rFonts w:ascii="Helvetica" w:hAnsi="Helvetica" w:eastAsia="Helvetica" w:cs="Helvetica"/>
-                <w:i w:val="false"/>
-                <w:b w:val="false"/>
-                <w:u w:val="none"/>
-                <w:strike w:val="false"/>
-                <w:sz w:val="17"/>
-                <w:szCs w:val="17"/>
-                <w:color w:val="24212B"/>
-              </w:rPr>
-            </w:pPr>
-            <w:r>
-              <w:rPr>
-                <w:rFonts w:ascii="Helvetica" w:hAnsi="Helvetica" w:eastAsia="Helvetica" w:cs="Helvetica"/>
-                <w:i w:val="false"/>
-                <w:b w:val="false"/>
-                <w:u w:val="none"/>
-                <w:strike w:val="false"/>
-                <w:sz w:val="17"/>
-                <w:szCs w:val="17"/>
-                <w:color w:val="24212B"/>
-              </w:rPr>
-              <w:t xml:space="preserve"/>
-            </w:r>
-          </w:p>
-        </w:tc>
-      </w:tr>
-      <w:tr>
-        <w:trPr>
-          <w:trHeight w:val="433" w:hRule="auto"/>
-        </w:trPr>
-        body10
-        <w:tc>
-          <w:tcPr>
-            <w:vMerge/>
-            <w:tcBorders>
-              <w:bottom w:val="none" w:sz="0" w:space="0" w:color="000000"/>
-              <w:top w:val="none" w:sz="0" w:space="0" w:color="000000"/>
-              <w:left w:val="none" w:sz="0" w:space="0" w:color="000000"/>
-              <w:right w:val="none" w:sz="0" w:space="0" w:color="000000"/>
-            </w:tcBorders>
-            <w:shd w:val="clear" w:color="auto" w:fill="FFFFFF"/>
-            <w:tcMar>
-              <w:top w:w="0" w:type="dxa"/>
-              <w:bottom w:w="0" w:type="dxa"/>
-              <w:left w:w="0" w:type="dxa"/>
-              <w:right w:w="0" w:type="dxa"/>
-            </w:tcMar>
-            <w:vAlign w:val="center"/>
-          </w:tcPr>
-          <w:p>
-            <w:pPr>
-              <w:jc w:val="left"/>
-              <w:pBdr>
-                <w:bottom w:val="none" w:sz="0" w:space="0" w:color="000000"/>
-                <w:top w:val="none" w:sz="0" w:space="0" w:color="000000"/>
-                <w:left w:val="none" w:sz="0" w:space="0" w:color="000000"/>
-                <w:right w:val="none" w:sz="0" w:space="0" w:color="000000"/>
-              </w:pBdr>
-              <w:spacing w:after="60" w:before="60" w:line="240"/>
-              <w:ind w:left="60" w:right="60" w:firstLine="0" w:firstLineChars="0"/>
-              <w:rPr>
-                <w:rFonts w:ascii="Helvetica" w:hAnsi="Helvetica" w:eastAsia="Helvetica" w:cs="Helvetica"/>
-                <w:i w:val="false"/>
-                <w:b w:val="true"/>
-                <w:u w:val="none"/>
-                <w:strike w:val="false"/>
-                <w:sz w:val="17"/>
-                <w:szCs w:val="17"/>
-                <w:color w:val="24212B"/>
-              </w:rPr>
-            </w:pPr>
-          </w:p>
-        </w:tc>
-        <w:tc>
-          <w:tcPr>
-            <w:tcBorders>
-              <w:bottom w:val="none" w:sz="0" w:space="0" w:color="000000"/>
-              <w:top w:val="none" w:sz="0" w:space="0" w:color="000000"/>
-              <w:left w:val="none" w:sz="0" w:space="0" w:color="000000"/>
-              <w:right w:val="none" w:sz="0" w:space="0" w:color="000000"/>
-            </w:tcBorders>
-            <w:shd w:val="clear" w:color="auto" w:fill="FFFFFF"/>
-            <w:tcMar>
-              <w:top w:w="0" w:type="dxa"/>
-              <w:bottom w:w="0" w:type="dxa"/>
-              <w:left w:w="0" w:type="dxa"/>
-              <w:right w:w="0" w:type="dxa"/>
-            </w:tcMar>
-            <w:vAlign w:val="center"/>
-          </w:tcPr>
-          <w:p>
-            <w:pPr>
-              <w:jc w:val="center"/>
-              <w:pBdr>
-                <w:bottom w:val="none" w:sz="0" w:space="0" w:color="000000"/>
-                <w:top w:val="none" w:sz="0" w:space="0" w:color="000000"/>
-                <w:left w:val="none" w:sz="0" w:space="0" w:color="000000"/>
-                <w:right w:val="none" w:sz="0" w:space="0" w:color="000000"/>
-              </w:pBdr>
-              <w:spacing w:after="60" w:before="60" w:line="240"/>
-              <w:ind w:left="60" w:right="60" w:firstLine="0" w:firstLineChars="0"/>
-              <w:rPr>
-                <w:rFonts w:ascii="Helvetica" w:hAnsi="Helvetica" w:eastAsia="Helvetica" w:cs="Helvetica"/>
-                <w:i w:val="false"/>
-                <w:b w:val="false"/>
-                <w:u w:val="none"/>
-                <w:strike w:val="false"/>
-                <w:sz w:val="17"/>
-                <w:szCs w:val="17"/>
-                <w:color w:val="24212B"/>
-              </w:rPr>
-            </w:pPr>
-            <w:r>
-              <w:rPr>
-                <w:rFonts w:ascii="Helvetica" w:hAnsi="Helvetica" w:eastAsia="Helvetica" w:cs="Helvetica"/>
-                <w:i w:val="false"/>
-                <w:b w:val="false"/>
-                <w:u w:val="none"/>
-                <w:strike w:val="false"/>
-                <w:sz w:val="17"/>
-                <w:szCs w:val="17"/>
-                <w:color w:val="24212B"/>
-              </w:rPr>
-              <w:t xml:space="preserve">hallucination visual</w:t>
-            </w:r>
-          </w:p>
-        </w:tc>
-        <w:tc>
-          <w:tcPr>
-            <w:tcBorders>
-              <w:bottom w:val="none" w:sz="0" w:space="0" w:color="000000"/>
-              <w:top w:val="none" w:sz="0" w:space="0" w:color="000000"/>
-              <w:left w:val="none" w:sz="0" w:space="0" w:color="000000"/>
-              <w:right w:val="none" w:sz="0" w:space="0" w:color="000000"/>
-            </w:tcBorders>
-            <w:shd w:val="clear" w:color="auto" w:fill="FFFFFF"/>
-            <w:tcMar>
-              <w:top w:w="0" w:type="dxa"/>
-              <w:bottom w:w="0" w:type="dxa"/>
-              <w:left w:w="0" w:type="dxa"/>
-              <w:right w:w="0" w:type="dxa"/>
-            </w:tcMar>
-            <w:vAlign w:val="center"/>
-          </w:tcPr>
-          <w:p>
-            <w:pPr>
-              <w:jc w:val="center"/>
-              <w:pBdr>
-                <w:bottom w:val="none" w:sz="0" w:space="0" w:color="000000"/>
-                <w:top w:val="none" w:sz="0" w:space="0" w:color="000000"/>
-                <w:left w:val="none" w:sz="0" w:space="0" w:color="000000"/>
-                <w:right w:val="none" w:sz="0" w:space="0" w:color="000000"/>
-              </w:pBdr>
-              <w:spacing w:after="60" w:before="60" w:line="240"/>
-              <w:ind w:left="60" w:right="60" w:firstLine="0" w:firstLineChars="0"/>
-              <w:rPr>
-                <w:rFonts w:ascii="Helvetica" w:hAnsi="Helvetica" w:eastAsia="Helvetica" w:cs="Helvetica"/>
-                <w:i w:val="false"/>
-                <w:b w:val="false"/>
-                <w:u w:val="none"/>
-                <w:strike w:val="false"/>
-                <w:sz w:val="17"/>
-                <w:szCs w:val="17"/>
-                <w:color w:val="24212B"/>
-              </w:rPr>
-            </w:pPr>
-            <w:r>
-              <w:rPr>
-                <w:rFonts w:ascii="Helvetica" w:hAnsi="Helvetica" w:eastAsia="Helvetica" w:cs="Helvetica"/>
-                <w:i w:val="false"/>
-                <w:b w:val="false"/>
-                <w:u w:val="none"/>
-                <w:strike w:val="false"/>
-                <w:sz w:val="17"/>
-                <w:szCs w:val="17"/>
-                <w:color w:val="24212B"/>
-              </w:rPr>
-              <w:t xml:space="preserve">4</w:t>
-            </w:r>
-          </w:p>
-        </w:tc>
-        <w:tc>
-          <w:tcPr>
-            <w:tcBorders>
-              <w:bottom w:val="none" w:sz="0" w:space="0" w:color="000000"/>
-              <w:top w:val="none" w:sz="0" w:space="0" w:color="000000"/>
-              <w:left w:val="none" w:sz="0" w:space="0" w:color="000000"/>
-              <w:right w:val="none" w:sz="0" w:space="0" w:color="000000"/>
-            </w:tcBorders>
-            <w:shd w:val="clear" w:color="auto" w:fill="FFFFFF"/>
-            <w:tcMar>
-              <w:top w:w="0" w:type="dxa"/>
-              <w:bottom w:w="0" w:type="dxa"/>
-              <w:left w:w="0" w:type="dxa"/>
-              <w:right w:w="0" w:type="dxa"/>
-            </w:tcMar>
-            <w:vAlign w:val="center"/>
-          </w:tcPr>
-          <w:p>
-            <w:pPr>
-              <w:jc w:val="center"/>
-              <w:pBdr>
-                <w:bottom w:val="none" w:sz="0" w:space="0" w:color="000000"/>
-                <w:top w:val="none" w:sz="0" w:space="0" w:color="000000"/>
-                <w:left w:val="none" w:sz="0" w:space="0" w:color="000000"/>
-                <w:right w:val="none" w:sz="0" w:space="0" w:color="000000"/>
-              </w:pBdr>
-              <w:spacing w:after="60" w:before="60" w:line="240"/>
-              <w:ind w:left="60" w:right="60" w:firstLine="0" w:firstLineChars="0"/>
-              <w:rPr>
-                <w:rFonts w:ascii="Helvetica" w:hAnsi="Helvetica" w:eastAsia="Helvetica" w:cs="Helvetica"/>
-                <w:i w:val="false"/>
-                <w:b w:val="false"/>
-                <w:u w:val="none"/>
-                <w:strike w:val="false"/>
-                <w:sz w:val="17"/>
-                <w:szCs w:val="17"/>
-                <w:color w:val="24212B"/>
-              </w:rPr>
-            </w:pPr>
-            <w:r>
-              <w:rPr>
-                <w:rFonts w:ascii="Helvetica" w:hAnsi="Helvetica" w:eastAsia="Helvetica" w:cs="Helvetica"/>
-                <w:i w:val="false"/>
-                <w:b w:val="false"/>
-                <w:u w:val="none"/>
-                <w:strike w:val="false"/>
-                <w:sz w:val="17"/>
-                <w:szCs w:val="17"/>
-                <w:color w:val="24212B"/>
-              </w:rPr>
-              <w:t xml:space="preserve">0.713</w:t>
+              <w:t xml:space="preserve">jaw tension</w:t>
+            </w:r>
+          </w:p>
+        </w:tc>
+        <w:tc>
+          <w:tcPr>
+            <w:tcBorders>
+              <w:bottom w:val="none" w:sz="0" w:space="0" w:color="000000"/>
+              <w:top w:val="none" w:sz="0" w:space="0" w:color="000000"/>
+              <w:left w:val="none" w:sz="0" w:space="0" w:color="000000"/>
+              <w:right w:val="none" w:sz="0" w:space="0" w:color="000000"/>
+            </w:tcBorders>
+            <w:shd w:val="clear" w:color="auto" w:fill="FFFFFF"/>
+            <w:tcMar>
+              <w:top w:w="0" w:type="dxa"/>
+              <w:bottom w:w="0" w:type="dxa"/>
+              <w:left w:w="0" w:type="dxa"/>
+              <w:right w:w="0" w:type="dxa"/>
+            </w:tcMar>
+            <w:vAlign w:val="center"/>
+          </w:tcPr>
+          <w:p>
+            <w:pPr>
+              <w:jc w:val="center"/>
+              <w:pBdr>
+                <w:bottom w:val="none" w:sz="0" w:space="0" w:color="000000"/>
+                <w:top w:val="none" w:sz="0" w:space="0" w:color="000000"/>
+                <w:left w:val="none" w:sz="0" w:space="0" w:color="000000"/>
+                <w:right w:val="none" w:sz="0" w:space="0" w:color="000000"/>
+              </w:pBdr>
+              <w:spacing w:after="60" w:before="60" w:line="240"/>
+              <w:ind w:left="60" w:right="60" w:firstLine="0" w:firstLineChars="0"/>
+              <w:rPr>
+                <w:rFonts w:ascii="Helvetica" w:hAnsi="Helvetica" w:eastAsia="Helvetica" w:cs="Helvetica"/>
+                <w:i w:val="false"/>
+                <w:b w:val="false"/>
+                <w:u w:val="none"/>
+                <w:strike w:val="false"/>
+                <w:sz w:val="17"/>
+                <w:szCs w:val="17"/>
+                <w:color w:val="24212B"/>
+              </w:rPr>
+            </w:pPr>
+            <w:r>
+              <w:rPr>
+                <w:rFonts w:ascii="Helvetica" w:hAnsi="Helvetica" w:eastAsia="Helvetica" w:cs="Helvetica"/>
+                <w:i w:val="false"/>
+                <w:b w:val="false"/>
+                <w:u w:val="none"/>
+                <w:strike w:val="false"/>
+                <w:sz w:val="17"/>
+                <w:szCs w:val="17"/>
+                <w:color w:val="24212B"/>
+              </w:rPr>
+              <w:t xml:space="preserve">3</w:t>
+            </w:r>
+          </w:p>
+        </w:tc>
+        <w:tc>
+          <w:tcPr>
+            <w:tcBorders>
+              <w:bottom w:val="none" w:sz="0" w:space="0" w:color="000000"/>
+              <w:top w:val="none" w:sz="0" w:space="0" w:color="000000"/>
+              <w:left w:val="none" w:sz="0" w:space="0" w:color="000000"/>
+              <w:right w:val="none" w:sz="0" w:space="0" w:color="000000"/>
+            </w:tcBorders>
+            <w:shd w:val="clear" w:color="auto" w:fill="FFFFFF"/>
+            <w:tcMar>
+              <w:top w:w="0" w:type="dxa"/>
+              <w:bottom w:w="0" w:type="dxa"/>
+              <w:left w:w="0" w:type="dxa"/>
+              <w:right w:w="0" w:type="dxa"/>
+            </w:tcMar>
+            <w:vAlign w:val="center"/>
+          </w:tcPr>
+          <w:p>
+            <w:pPr>
+              <w:jc w:val="center"/>
+              <w:pBdr>
+                <w:bottom w:val="none" w:sz="0" w:space="0" w:color="000000"/>
+                <w:top w:val="none" w:sz="0" w:space="0" w:color="000000"/>
+                <w:left w:val="none" w:sz="0" w:space="0" w:color="000000"/>
+                <w:right w:val="none" w:sz="0" w:space="0" w:color="000000"/>
+              </w:pBdr>
+              <w:spacing w:after="60" w:before="60" w:line="240"/>
+              <w:ind w:left="60" w:right="60" w:firstLine="0" w:firstLineChars="0"/>
+              <w:rPr>
+                <w:rFonts w:ascii="Helvetica" w:hAnsi="Helvetica" w:eastAsia="Helvetica" w:cs="Helvetica"/>
+                <w:i w:val="false"/>
+                <w:b w:val="false"/>
+                <w:u w:val="none"/>
+                <w:strike w:val="false"/>
+                <w:sz w:val="17"/>
+                <w:szCs w:val="17"/>
+                <w:color w:val="24212B"/>
+              </w:rPr>
+            </w:pPr>
+            <w:r>
+              <w:rPr>
+                <w:rFonts w:ascii="Helvetica" w:hAnsi="Helvetica" w:eastAsia="Helvetica" w:cs="Helvetica"/>
+                <w:i w:val="false"/>
+                <w:b w:val="false"/>
+                <w:u w:val="none"/>
+                <w:strike w:val="false"/>
+                <w:sz w:val="17"/>
+                <w:szCs w:val="17"/>
+                <w:color w:val="24212B"/>
+              </w:rPr>
+              <w:t xml:space="preserve">0.223</w:t>
             </w:r>
           </w:p>
         </w:tc>
@@ -2967,12 +3772,12 @@
         <w:trPr>
           <w:trHeight w:val="463" w:hRule="auto"/>
         </w:trPr>
-        body11
-        <w:tc>
-          <w:tcPr>
-            <w:vMerge w:val="restart"/>
-            <w:tcBorders>
-              <w:bottom w:val="single" w:sz="12" w:space="0" w:color="666666"/>
+        body14
+        <w:tc>
+          <w:tcPr>
+            <w:vMerge/>
+            <w:tcBorders>
+              <w:bottom w:val="none" w:sz="0" w:space="0" w:color="000000"/>
               <w:top w:val="none" w:sz="0" w:space="0" w:color="000000"/>
               <w:left w:val="none" w:sz="0" w:space="0" w:color="000000"/>
               <w:right w:val="none" w:sz="0" w:space="0" w:color="000000"/>
@@ -3008,72 +3813,59 @@
                 <w:color w:val="24212B"/>
               </w:rPr>
             </w:pPr>
-            <w:r>
-              <w:rPr>
-                <w:rFonts w:ascii="Helvetica" w:hAnsi="Helvetica" w:eastAsia="Helvetica" w:cs="Helvetica"/>
-                <w:i w:val="false"/>
-                <w:b w:val="true"/>
-                <w:u w:val="none"/>
-                <w:strike w:val="false"/>
-                <w:sz w:val="17"/>
-                <w:szCs w:val="17"/>
-                <w:color w:val="24212B"/>
-              </w:rPr>
-              <w:t xml:space="preserve">MDMA</w:t>
-            </w:r>
-          </w:p>
-        </w:tc>
-        <w:tc>
-          <w:tcPr>
-            <w:tcBorders>
-              <w:bottom w:val="none" w:sz="0" w:space="0" w:color="000000"/>
-              <w:top w:val="none" w:sz="0" w:space="0" w:color="000000"/>
-              <w:left w:val="none" w:sz="0" w:space="0" w:color="000000"/>
-              <w:right w:val="none" w:sz="0" w:space="0" w:color="000000"/>
-            </w:tcBorders>
-            <w:shd w:val="clear" w:color="auto" w:fill="FFFFFF"/>
-            <w:tcMar>
-              <w:top w:w="0" w:type="dxa"/>
-              <w:bottom w:w="0" w:type="dxa"/>
-              <w:left w:w="0" w:type="dxa"/>
-              <w:right w:w="0" w:type="dxa"/>
-            </w:tcMar>
-            <w:vAlign w:val="center"/>
-          </w:tcPr>
-          <w:p>
-            <w:pPr>
-              <w:jc w:val="center"/>
-              <w:pBdr>
-                <w:bottom w:val="none" w:sz="0" w:space="0" w:color="000000"/>
-                <w:top w:val="none" w:sz="0" w:space="0" w:color="000000"/>
-                <w:left w:val="none" w:sz="0" w:space="0" w:color="000000"/>
-                <w:right w:val="none" w:sz="0" w:space="0" w:color="000000"/>
-              </w:pBdr>
-              <w:spacing w:after="60" w:before="60" w:line="240"/>
-              <w:ind w:left="60" w:right="60" w:firstLine="0" w:firstLineChars="0"/>
-              <w:rPr>
-                <w:rFonts w:ascii="Helvetica" w:hAnsi="Helvetica" w:eastAsia="Helvetica" w:cs="Helvetica"/>
-                <w:i w:val="false"/>
-                <w:b w:val="false"/>
-                <w:u w:val="none"/>
-                <w:strike w:val="false"/>
-                <w:sz w:val="17"/>
-                <w:szCs w:val="17"/>
-                <w:color w:val="24212B"/>
-              </w:rPr>
-            </w:pPr>
-            <w:r>
-              <w:rPr>
-                <w:rFonts w:ascii="Helvetica" w:hAnsi="Helvetica" w:eastAsia="Helvetica" w:cs="Helvetica"/>
-                <w:i w:val="false"/>
-                <w:b w:val="false"/>
-                <w:u w:val="none"/>
-                <w:strike w:val="false"/>
-                <w:sz w:val="17"/>
-                <w:szCs w:val="17"/>
-                <w:color w:val="24212B"/>
-              </w:rPr>
-              <w:t xml:space="preserve">lack of appetite</w:t>
+          </w:p>
+        </w:tc>
+        <w:tc>
+          <w:tcPr>
+            <w:tcBorders>
+              <w:bottom w:val="none" w:sz="0" w:space="0" w:color="000000"/>
+              <w:top w:val="none" w:sz="0" w:space="0" w:color="000000"/>
+              <w:left w:val="none" w:sz="0" w:space="0" w:color="000000"/>
+              <w:right w:val="none" w:sz="0" w:space="0" w:color="000000"/>
+            </w:tcBorders>
+            <w:shd w:val="clear" w:color="auto" w:fill="FFFFFF"/>
+            <w:tcMar>
+              <w:top w:w="0" w:type="dxa"/>
+              <w:bottom w:w="0" w:type="dxa"/>
+              <w:left w:w="0" w:type="dxa"/>
+              <w:right w:w="0" w:type="dxa"/>
+            </w:tcMar>
+            <w:vAlign w:val="center"/>
+          </w:tcPr>
+          <w:p>
+            <w:pPr>
+              <w:jc w:val="center"/>
+              <w:pBdr>
+                <w:bottom w:val="none" w:sz="0" w:space="0" w:color="000000"/>
+                <w:top w:val="none" w:sz="0" w:space="0" w:color="000000"/>
+                <w:left w:val="none" w:sz="0" w:space="0" w:color="000000"/>
+                <w:right w:val="none" w:sz="0" w:space="0" w:color="000000"/>
+              </w:pBdr>
+              <w:spacing w:after="60" w:before="60" w:line="240"/>
+              <w:ind w:left="60" w:right="60" w:firstLine="0" w:firstLineChars="0"/>
+              <w:rPr>
+                <w:rFonts w:ascii="Helvetica" w:hAnsi="Helvetica" w:eastAsia="Helvetica" w:cs="Helvetica"/>
+                <w:i w:val="false"/>
+                <w:b w:val="false"/>
+                <w:u w:val="none"/>
+                <w:strike w:val="false"/>
+                <w:sz w:val="17"/>
+                <w:szCs w:val="17"/>
+                <w:color w:val="24212B"/>
+              </w:rPr>
+            </w:pPr>
+            <w:r>
+              <w:rPr>
+                <w:rFonts w:ascii="Helvetica" w:hAnsi="Helvetica" w:eastAsia="Helvetica" w:cs="Helvetica"/>
+                <w:i w:val="false"/>
+                <w:b w:val="false"/>
+                <w:u w:val="none"/>
+                <w:strike w:val="false"/>
+                <w:sz w:val="17"/>
+                <w:szCs w:val="17"/>
+                <w:color w:val="24212B"/>
+              </w:rPr>
+              <w:t xml:space="preserve">irritability</w:t>
             </w:r>
           </w:p>
         </w:tc>
@@ -3181,7 +3973,7 @@
                 <w:szCs w:val="17"/>
                 <w:color w:val="24212B"/>
               </w:rPr>
-              <w:t xml:space="preserve">0.290</w:t>
+              <w:t xml:space="preserve">0.269</w:t>
             </w:r>
           </w:p>
         </w:tc>
@@ -3244,13 +4036,13 @@
         <w:trPr>
           <w:trHeight w:val="463" w:hRule="auto"/>
         </w:trPr>
-        body12
+        body15
         <w:tc>
           <w:tcPr>
             <w:vMerge/>
             <w:tcBorders>
               <w:bottom w:val="none" w:sz="0" w:space="0" w:color="000000"/>
-              <w:top w:val="single" w:sz="12" w:space="0" w:color="666666"/>
+              <w:top w:val="none" w:sz="0" w:space="0" w:color="000000"/>
               <w:left w:val="none" w:sz="0" w:space="0" w:color="000000"/>
               <w:right w:val="none" w:sz="0" w:space="0" w:color="000000"/>
             </w:tcBorders>
@@ -3337,379 +4129,115 @@
                 <w:szCs w:val="17"/>
                 <w:color w:val="24212B"/>
               </w:rPr>
-              <w:t xml:space="preserve">irritability</w:t>
-            </w:r>
-          </w:p>
-        </w:tc>
-        <w:tc>
-          <w:tcPr>
-            <w:tcBorders>
-              <w:bottom w:val="none" w:sz="0" w:space="0" w:color="000000"/>
-              <w:top w:val="none" w:sz="0" w:space="0" w:color="000000"/>
-              <w:left w:val="none" w:sz="0" w:space="0" w:color="000000"/>
-              <w:right w:val="none" w:sz="0" w:space="0" w:color="000000"/>
-            </w:tcBorders>
-            <w:shd w:val="clear" w:color="auto" w:fill="FFFFFF"/>
-            <w:tcMar>
-              <w:top w:w="0" w:type="dxa"/>
-              <w:bottom w:w="0" w:type="dxa"/>
-              <w:left w:w="0" w:type="dxa"/>
-              <w:right w:w="0" w:type="dxa"/>
-            </w:tcMar>
-            <w:vAlign w:val="center"/>
-          </w:tcPr>
-          <w:p>
-            <w:pPr>
-              <w:jc w:val="center"/>
-              <w:pBdr>
-                <w:bottom w:val="none" w:sz="0" w:space="0" w:color="000000"/>
-                <w:top w:val="none" w:sz="0" w:space="0" w:color="000000"/>
-                <w:left w:val="none" w:sz="0" w:space="0" w:color="000000"/>
-                <w:right w:val="none" w:sz="0" w:space="0" w:color="000000"/>
-              </w:pBdr>
-              <w:spacing w:after="60" w:before="60" w:line="240"/>
-              <w:ind w:left="60" w:right="60" w:firstLine="0" w:firstLineChars="0"/>
-              <w:rPr>
-                <w:rFonts w:ascii="Helvetica" w:hAnsi="Helvetica" w:eastAsia="Helvetica" w:cs="Helvetica"/>
-                <w:i w:val="false"/>
-                <w:b w:val="false"/>
-                <w:u w:val="none"/>
-                <w:strike w:val="false"/>
-                <w:sz w:val="17"/>
-                <w:szCs w:val="17"/>
-                <w:color w:val="24212B"/>
-              </w:rPr>
-            </w:pPr>
-            <w:r>
-              <w:rPr>
-                <w:rFonts w:ascii="Helvetica" w:hAnsi="Helvetica" w:eastAsia="Helvetica" w:cs="Helvetica"/>
-                <w:i w:val="false"/>
-                <w:b w:val="false"/>
-                <w:u w:val="none"/>
-                <w:strike w:val="false"/>
-                <w:sz w:val="17"/>
-                <w:szCs w:val="17"/>
-                <w:color w:val="24212B"/>
-              </w:rPr>
-              <w:t xml:space="preserve">3</w:t>
-            </w:r>
-          </w:p>
-        </w:tc>
-        <w:tc>
-          <w:tcPr>
-            <w:tcBorders>
-              <w:bottom w:val="none" w:sz="0" w:space="0" w:color="000000"/>
-              <w:top w:val="none" w:sz="0" w:space="0" w:color="000000"/>
-              <w:left w:val="none" w:sz="0" w:space="0" w:color="000000"/>
-              <w:right w:val="none" w:sz="0" w:space="0" w:color="000000"/>
-            </w:tcBorders>
-            <w:shd w:val="clear" w:color="auto" w:fill="FFFFFF"/>
-            <w:tcMar>
-              <w:top w:w="0" w:type="dxa"/>
-              <w:bottom w:w="0" w:type="dxa"/>
-              <w:left w:w="0" w:type="dxa"/>
-              <w:right w:w="0" w:type="dxa"/>
-            </w:tcMar>
-            <w:vAlign w:val="center"/>
-          </w:tcPr>
-          <w:p>
-            <w:pPr>
-              <w:jc w:val="center"/>
-              <w:pBdr>
-                <w:bottom w:val="none" w:sz="0" w:space="0" w:color="000000"/>
-                <w:top w:val="none" w:sz="0" w:space="0" w:color="000000"/>
-                <w:left w:val="none" w:sz="0" w:space="0" w:color="000000"/>
-                <w:right w:val="none" w:sz="0" w:space="0" w:color="000000"/>
-              </w:pBdr>
-              <w:spacing w:after="60" w:before="60" w:line="240"/>
-              <w:ind w:left="60" w:right="60" w:firstLine="0" w:firstLineChars="0"/>
-              <w:rPr>
-                <w:rFonts w:ascii="Helvetica" w:hAnsi="Helvetica" w:eastAsia="Helvetica" w:cs="Helvetica"/>
-                <w:i w:val="false"/>
-                <w:b w:val="false"/>
-                <w:u w:val="none"/>
-                <w:strike w:val="false"/>
-                <w:sz w:val="17"/>
-                <w:szCs w:val="17"/>
-                <w:color w:val="24212B"/>
-              </w:rPr>
-            </w:pPr>
-            <w:r>
-              <w:rPr>
-                <w:rFonts w:ascii="Helvetica" w:hAnsi="Helvetica" w:eastAsia="Helvetica" w:cs="Helvetica"/>
-                <w:i w:val="false"/>
-                <w:b w:val="false"/>
-                <w:u w:val="none"/>
-                <w:strike w:val="false"/>
-                <w:sz w:val="17"/>
-                <w:szCs w:val="17"/>
-                <w:color w:val="24212B"/>
-              </w:rPr>
-              <w:t xml:space="preserve">0.458</w:t>
-            </w:r>
-          </w:p>
-        </w:tc>
-        <w:tc>
-          <w:tcPr>
-            <w:tcBorders>
-              <w:bottom w:val="none" w:sz="0" w:space="0" w:color="000000"/>
-              <w:top w:val="none" w:sz="0" w:space="0" w:color="000000"/>
-              <w:left w:val="none" w:sz="0" w:space="0" w:color="000000"/>
-              <w:right w:val="none" w:sz="0" w:space="0" w:color="000000"/>
-            </w:tcBorders>
-            <w:shd w:val="clear" w:color="auto" w:fill="FFFFFF"/>
-            <w:tcMar>
-              <w:top w:w="0" w:type="dxa"/>
-              <w:bottom w:w="0" w:type="dxa"/>
-              <w:left w:w="0" w:type="dxa"/>
-              <w:right w:w="0" w:type="dxa"/>
-            </w:tcMar>
-            <w:vAlign w:val="center"/>
-          </w:tcPr>
-          <w:p>
-            <w:pPr>
-              <w:jc w:val="center"/>
-              <w:pBdr>
-                <w:bottom w:val="none" w:sz="0" w:space="0" w:color="000000"/>
-                <w:top w:val="none" w:sz="0" w:space="0" w:color="000000"/>
-                <w:left w:val="none" w:sz="0" w:space="0" w:color="000000"/>
-                <w:right w:val="none" w:sz="0" w:space="0" w:color="000000"/>
-              </w:pBdr>
-              <w:spacing w:after="60" w:before="60" w:line="240"/>
-              <w:ind w:left="60" w:right="60" w:firstLine="0" w:firstLineChars="0"/>
-              <w:rPr>
-                <w:rFonts w:ascii="Helvetica" w:hAnsi="Helvetica" w:eastAsia="Helvetica" w:cs="Helvetica"/>
-                <w:i w:val="false"/>
-                <w:b w:val="false"/>
-                <w:u w:val="none"/>
-                <w:strike w:val="false"/>
-                <w:sz w:val="17"/>
-                <w:szCs w:val="17"/>
-                <w:color w:val="24212B"/>
-              </w:rPr>
-            </w:pPr>
-            <w:r>
-              <w:rPr>
-                <w:rFonts w:ascii="Helvetica" w:hAnsi="Helvetica" w:eastAsia="Helvetica" w:cs="Helvetica"/>
-                <w:i w:val="false"/>
-                <w:b w:val="false"/>
-                <w:u w:val="none"/>
-                <w:strike w:val="false"/>
-                <w:sz w:val="17"/>
-                <w:szCs w:val="17"/>
-                <w:color w:val="24212B"/>
-              </w:rPr>
-              <w:t xml:space="preserve"/>
-            </w:r>
-          </w:p>
-        </w:tc>
-      </w:tr>
-      <w:tr>
-        <w:trPr>
-          <w:trHeight w:val="465" w:hRule="auto"/>
-        </w:trPr>
-        body13
-        <w:tc>
-          <w:tcPr>
-            <w:vMerge/>
-            <w:tcBorders>
-              <w:bottom w:val="none" w:sz="0" w:space="0" w:color="000000"/>
-              <w:top w:val="none" w:sz="0" w:space="0" w:color="000000"/>
-              <w:left w:val="none" w:sz="0" w:space="0" w:color="000000"/>
-              <w:right w:val="none" w:sz="0" w:space="0" w:color="000000"/>
-            </w:tcBorders>
-            <w:shd w:val="clear" w:color="auto" w:fill="FFFFFF"/>
-            <w:tcMar>
-              <w:top w:w="0" w:type="dxa"/>
-              <w:bottom w:w="0" w:type="dxa"/>
-              <w:left w:w="0" w:type="dxa"/>
-              <w:right w:w="0" w:type="dxa"/>
-            </w:tcMar>
-            <w:vAlign w:val="center"/>
-          </w:tcPr>
-          <w:p>
-            <w:pPr>
-              <w:jc w:val="left"/>
-              <w:pBdr>
-                <w:bottom w:val="none" w:sz="0" w:space="0" w:color="000000"/>
-                <w:top w:val="none" w:sz="0" w:space="0" w:color="000000"/>
-                <w:left w:val="none" w:sz="0" w:space="0" w:color="000000"/>
-                <w:right w:val="none" w:sz="0" w:space="0" w:color="000000"/>
-              </w:pBdr>
-              <w:spacing w:after="60" w:before="60" w:line="240"/>
-              <w:ind w:left="60" w:right="60" w:firstLine="0" w:firstLineChars="0"/>
-              <w:rPr>
-                <w:rFonts w:ascii="Helvetica" w:hAnsi="Helvetica" w:eastAsia="Helvetica" w:cs="Helvetica"/>
-                <w:i w:val="false"/>
-                <w:b w:val="true"/>
-                <w:u w:val="none"/>
-                <w:strike w:val="false"/>
-                <w:sz w:val="17"/>
-                <w:szCs w:val="17"/>
-                <w:color w:val="24212B"/>
-              </w:rPr>
-            </w:pPr>
-          </w:p>
-        </w:tc>
-        <w:tc>
-          <w:tcPr>
-            <w:tcBorders>
-              <w:bottom w:val="none" w:sz="0" w:space="0" w:color="000000"/>
-              <w:top w:val="none" w:sz="0" w:space="0" w:color="000000"/>
-              <w:left w:val="none" w:sz="0" w:space="0" w:color="000000"/>
-              <w:right w:val="none" w:sz="0" w:space="0" w:color="000000"/>
-            </w:tcBorders>
-            <w:shd w:val="clear" w:color="auto" w:fill="FFFFFF"/>
-            <w:tcMar>
-              <w:top w:w="0" w:type="dxa"/>
-              <w:bottom w:w="0" w:type="dxa"/>
-              <w:left w:w="0" w:type="dxa"/>
-              <w:right w:w="0" w:type="dxa"/>
-            </w:tcMar>
-            <w:vAlign w:val="center"/>
-          </w:tcPr>
-          <w:p>
-            <w:pPr>
-              <w:jc w:val="center"/>
-              <w:pBdr>
-                <w:bottom w:val="none" w:sz="0" w:space="0" w:color="000000"/>
-                <w:top w:val="none" w:sz="0" w:space="0" w:color="000000"/>
-                <w:left w:val="none" w:sz="0" w:space="0" w:color="000000"/>
-                <w:right w:val="none" w:sz="0" w:space="0" w:color="000000"/>
-              </w:pBdr>
-              <w:spacing w:after="60" w:before="60" w:line="240"/>
-              <w:ind w:left="60" w:right="60" w:firstLine="0" w:firstLineChars="0"/>
-              <w:rPr>
-                <w:rFonts w:ascii="Helvetica" w:hAnsi="Helvetica" w:eastAsia="Helvetica" w:cs="Helvetica"/>
-                <w:i w:val="false"/>
-                <w:b w:val="false"/>
-                <w:u w:val="none"/>
-                <w:strike w:val="false"/>
-                <w:sz w:val="17"/>
-                <w:szCs w:val="17"/>
-                <w:color w:val="24212B"/>
-              </w:rPr>
-            </w:pPr>
-            <w:r>
-              <w:rPr>
-                <w:rFonts w:ascii="Helvetica" w:hAnsi="Helvetica" w:eastAsia="Helvetica" w:cs="Helvetica"/>
-                <w:i w:val="false"/>
-                <w:b w:val="false"/>
-                <w:u w:val="none"/>
-                <w:strike w:val="false"/>
-                <w:sz w:val="17"/>
-                <w:szCs w:val="17"/>
-                <w:color w:val="24212B"/>
-              </w:rPr>
-              <w:t xml:space="preserve">fatigue</w:t>
-            </w:r>
-          </w:p>
-        </w:tc>
-        <w:tc>
-          <w:tcPr>
-            <w:tcBorders>
-              <w:bottom w:val="none" w:sz="0" w:space="0" w:color="000000"/>
-              <w:top w:val="none" w:sz="0" w:space="0" w:color="000000"/>
-              <w:left w:val="none" w:sz="0" w:space="0" w:color="000000"/>
-              <w:right w:val="none" w:sz="0" w:space="0" w:color="000000"/>
-            </w:tcBorders>
-            <w:shd w:val="clear" w:color="auto" w:fill="FFFFFF"/>
-            <w:tcMar>
-              <w:top w:w="0" w:type="dxa"/>
-              <w:bottom w:w="0" w:type="dxa"/>
-              <w:left w:w="0" w:type="dxa"/>
-              <w:right w:w="0" w:type="dxa"/>
-            </w:tcMar>
-            <w:vAlign w:val="center"/>
-          </w:tcPr>
-          <w:p>
-            <w:pPr>
-              <w:jc w:val="center"/>
-              <w:pBdr>
-                <w:bottom w:val="none" w:sz="0" w:space="0" w:color="000000"/>
-                <w:top w:val="none" w:sz="0" w:space="0" w:color="000000"/>
-                <w:left w:val="none" w:sz="0" w:space="0" w:color="000000"/>
-                <w:right w:val="none" w:sz="0" w:space="0" w:color="000000"/>
-              </w:pBdr>
-              <w:spacing w:after="60" w:before="60" w:line="240"/>
-              <w:ind w:left="60" w:right="60" w:firstLine="0" w:firstLineChars="0"/>
-              <w:rPr>
-                <w:rFonts w:ascii="Helvetica" w:hAnsi="Helvetica" w:eastAsia="Helvetica" w:cs="Helvetica"/>
-                <w:i w:val="false"/>
-                <w:b w:val="false"/>
-                <w:u w:val="none"/>
-                <w:strike w:val="false"/>
-                <w:sz w:val="17"/>
-                <w:szCs w:val="17"/>
-                <w:color w:val="24212B"/>
-              </w:rPr>
-            </w:pPr>
-            <w:r>
-              <w:rPr>
-                <w:rFonts w:ascii="Helvetica" w:hAnsi="Helvetica" w:eastAsia="Helvetica" w:cs="Helvetica"/>
-                <w:i w:val="false"/>
-                <w:b w:val="false"/>
-                <w:u w:val="none"/>
-                <w:strike w:val="false"/>
-                <w:sz w:val="17"/>
-                <w:szCs w:val="17"/>
-                <w:color w:val="24212B"/>
-              </w:rPr>
-              <w:t xml:space="preserve">4</w:t>
-            </w:r>
-          </w:p>
-        </w:tc>
-        <w:tc>
-          <w:tcPr>
-            <w:tcBorders>
-              <w:bottom w:val="none" w:sz="0" w:space="0" w:color="000000"/>
-              <w:top w:val="none" w:sz="0" w:space="0" w:color="000000"/>
-              <w:left w:val="none" w:sz="0" w:space="0" w:color="000000"/>
-              <w:right w:val="none" w:sz="0" w:space="0" w:color="000000"/>
-            </w:tcBorders>
-            <w:shd w:val="clear" w:color="auto" w:fill="FFFFFF"/>
-            <w:tcMar>
-              <w:top w:w="0" w:type="dxa"/>
-              <w:bottom w:w="0" w:type="dxa"/>
-              <w:left w:w="0" w:type="dxa"/>
-              <w:right w:w="0" w:type="dxa"/>
-            </w:tcMar>
-            <w:vAlign w:val="center"/>
-          </w:tcPr>
-          <w:p>
-            <w:pPr>
-              <w:jc w:val="center"/>
-              <w:pBdr>
-                <w:bottom w:val="none" w:sz="0" w:space="0" w:color="000000"/>
-                <w:top w:val="none" w:sz="0" w:space="0" w:color="000000"/>
-                <w:left w:val="none" w:sz="0" w:space="0" w:color="000000"/>
-                <w:right w:val="none" w:sz="0" w:space="0" w:color="000000"/>
-              </w:pBdr>
-              <w:spacing w:after="60" w:before="60" w:line="240"/>
-              <w:ind w:left="60" w:right="60" w:firstLine="0" w:firstLineChars="0"/>
-              <w:rPr>
-                <w:rFonts w:ascii="Helvetica" w:hAnsi="Helvetica" w:eastAsia="Helvetica" w:cs="Helvetica"/>
-                <w:i w:val="false"/>
-                <w:b w:val="false"/>
-                <w:u w:val="none"/>
-                <w:strike w:val="false"/>
-                <w:sz w:val="17"/>
-                <w:szCs w:val="17"/>
-                <w:color w:val="24212B"/>
-              </w:rPr>
-            </w:pPr>
-            <w:r>
-              <w:rPr>
-                <w:rFonts w:ascii="Helvetica" w:hAnsi="Helvetica" w:eastAsia="Helvetica" w:cs="Helvetica"/>
-                <w:i w:val="false"/>
-                <w:b w:val="false"/>
-                <w:u w:val="none"/>
-                <w:strike w:val="false"/>
-                <w:sz w:val="17"/>
-                <w:szCs w:val="17"/>
-                <w:color w:val="24212B"/>
-              </w:rPr>
-              <w:t xml:space="preserve">0.509</w:t>
+              <w:t xml:space="preserve">lack of appetite</w:t>
+            </w:r>
+          </w:p>
+        </w:tc>
+        <w:tc>
+          <w:tcPr>
+            <w:tcBorders>
+              <w:bottom w:val="none" w:sz="0" w:space="0" w:color="000000"/>
+              <w:top w:val="none" w:sz="0" w:space="0" w:color="000000"/>
+              <w:left w:val="none" w:sz="0" w:space="0" w:color="000000"/>
+              <w:right w:val="none" w:sz="0" w:space="0" w:color="000000"/>
+            </w:tcBorders>
+            <w:shd w:val="clear" w:color="auto" w:fill="FFFFFF"/>
+            <w:tcMar>
+              <w:top w:w="0" w:type="dxa"/>
+              <w:bottom w:w="0" w:type="dxa"/>
+              <w:left w:w="0" w:type="dxa"/>
+              <w:right w:w="0" w:type="dxa"/>
+            </w:tcMar>
+            <w:vAlign w:val="center"/>
+          </w:tcPr>
+          <w:p>
+            <w:pPr>
+              <w:jc w:val="center"/>
+              <w:pBdr>
+                <w:bottom w:val="none" w:sz="0" w:space="0" w:color="000000"/>
+                <w:top w:val="none" w:sz="0" w:space="0" w:color="000000"/>
+                <w:left w:val="none" w:sz="0" w:space="0" w:color="000000"/>
+                <w:right w:val="none" w:sz="0" w:space="0" w:color="000000"/>
+              </w:pBdr>
+              <w:spacing w:after="60" w:before="60" w:line="240"/>
+              <w:ind w:left="60" w:right="60" w:firstLine="0" w:firstLineChars="0"/>
+              <w:rPr>
+                <w:rFonts w:ascii="Helvetica" w:hAnsi="Helvetica" w:eastAsia="Helvetica" w:cs="Helvetica"/>
+                <w:i w:val="false"/>
+                <w:b w:val="false"/>
+                <w:u w:val="none"/>
+                <w:strike w:val="false"/>
+                <w:sz w:val="17"/>
+                <w:szCs w:val="17"/>
+                <w:color w:val="24212B"/>
+              </w:rPr>
+            </w:pPr>
+            <w:r>
+              <w:rPr>
+                <w:rFonts w:ascii="Helvetica" w:hAnsi="Helvetica" w:eastAsia="Helvetica" w:cs="Helvetica"/>
+                <w:i w:val="false"/>
+                <w:b w:val="false"/>
+                <w:u w:val="none"/>
+                <w:strike w:val="false"/>
+                <w:sz w:val="17"/>
+                <w:szCs w:val="17"/>
+                <w:color w:val="24212B"/>
+              </w:rPr>
+              <w:t xml:space="preserve">5</w:t>
+            </w:r>
+          </w:p>
+        </w:tc>
+        <w:tc>
+          <w:tcPr>
+            <w:tcBorders>
+              <w:bottom w:val="none" w:sz="0" w:space="0" w:color="000000"/>
+              <w:top w:val="none" w:sz="0" w:space="0" w:color="000000"/>
+              <w:left w:val="none" w:sz="0" w:space="0" w:color="000000"/>
+              <w:right w:val="none" w:sz="0" w:space="0" w:color="000000"/>
+            </w:tcBorders>
+            <w:shd w:val="clear" w:color="auto" w:fill="FFFFFF"/>
+            <w:tcMar>
+              <w:top w:w="0" w:type="dxa"/>
+              <w:bottom w:w="0" w:type="dxa"/>
+              <w:left w:w="0" w:type="dxa"/>
+              <w:right w:w="0" w:type="dxa"/>
+            </w:tcMar>
+            <w:vAlign w:val="center"/>
+          </w:tcPr>
+          <w:p>
+            <w:pPr>
+              <w:jc w:val="center"/>
+              <w:pBdr>
+                <w:bottom w:val="none" w:sz="0" w:space="0" w:color="000000"/>
+                <w:top w:val="none" w:sz="0" w:space="0" w:color="000000"/>
+                <w:left w:val="none" w:sz="0" w:space="0" w:color="000000"/>
+                <w:right w:val="none" w:sz="0" w:space="0" w:color="000000"/>
+              </w:pBdr>
+              <w:spacing w:after="60" w:before="60" w:line="240"/>
+              <w:ind w:left="60" w:right="60" w:firstLine="0" w:firstLineChars="0"/>
+              <w:rPr>
+                <w:rFonts w:ascii="Helvetica" w:hAnsi="Helvetica" w:eastAsia="Helvetica" w:cs="Helvetica"/>
+                <w:i w:val="false"/>
+                <w:b w:val="false"/>
+                <w:u w:val="none"/>
+                <w:strike w:val="false"/>
+                <w:sz w:val="17"/>
+                <w:szCs w:val="17"/>
+                <w:color w:val="24212B"/>
+              </w:rPr>
+            </w:pPr>
+            <w:r>
+              <w:rPr>
+                <w:rFonts w:ascii="Helvetica" w:hAnsi="Helvetica" w:eastAsia="Helvetica" w:cs="Helvetica"/>
+                <w:i w:val="false"/>
+                <w:b w:val="false"/>
+                <w:u w:val="none"/>
+                <w:strike w:val="false"/>
+                <w:sz w:val="17"/>
+                <w:szCs w:val="17"/>
+                <w:color w:val="24212B"/>
+              </w:rPr>
+              <w:t xml:space="preserve">0.456</w:t>
             </w:r>
           </w:p>
         </w:tc>
@@ -3772,7 +4300,7 @@
         <w:trPr>
           <w:trHeight w:val="462" w:hRule="auto"/>
         </w:trPr>
-        body14
+        body16
         <w:tc>
           <w:tcPr>
             <w:vMerge/>
@@ -3865,115 +4393,115 @@
                 <w:szCs w:val="17"/>
                 <w:color w:val="24212B"/>
               </w:rPr>
-              <w:t xml:space="preserve">sleep disorder</w:t>
-            </w:r>
-          </w:p>
-        </w:tc>
-        <w:tc>
-          <w:tcPr>
-            <w:tcBorders>
-              <w:bottom w:val="none" w:sz="0" w:space="0" w:color="000000"/>
-              <w:top w:val="none" w:sz="0" w:space="0" w:color="000000"/>
-              <w:left w:val="none" w:sz="0" w:space="0" w:color="000000"/>
-              <w:right w:val="none" w:sz="0" w:space="0" w:color="000000"/>
-            </w:tcBorders>
-            <w:shd w:val="clear" w:color="auto" w:fill="FFFFFF"/>
-            <w:tcMar>
-              <w:top w:w="0" w:type="dxa"/>
-              <w:bottom w:w="0" w:type="dxa"/>
-              <w:left w:w="0" w:type="dxa"/>
-              <w:right w:w="0" w:type="dxa"/>
-            </w:tcMar>
-            <w:vAlign w:val="center"/>
-          </w:tcPr>
-          <w:p>
-            <w:pPr>
-              <w:jc w:val="center"/>
-              <w:pBdr>
-                <w:bottom w:val="none" w:sz="0" w:space="0" w:color="000000"/>
-                <w:top w:val="none" w:sz="0" w:space="0" w:color="000000"/>
-                <w:left w:val="none" w:sz="0" w:space="0" w:color="000000"/>
-                <w:right w:val="none" w:sz="0" w:space="0" w:color="000000"/>
-              </w:pBdr>
-              <w:spacing w:after="60" w:before="60" w:line="240"/>
-              <w:ind w:left="60" w:right="60" w:firstLine="0" w:firstLineChars="0"/>
-              <w:rPr>
-                <w:rFonts w:ascii="Helvetica" w:hAnsi="Helvetica" w:eastAsia="Helvetica" w:cs="Helvetica"/>
-                <w:i w:val="false"/>
-                <w:b w:val="false"/>
-                <w:u w:val="none"/>
-                <w:strike w:val="false"/>
-                <w:sz w:val="17"/>
-                <w:szCs w:val="17"/>
-                <w:color w:val="24212B"/>
-              </w:rPr>
-            </w:pPr>
-            <w:r>
-              <w:rPr>
-                <w:rFonts w:ascii="Helvetica" w:hAnsi="Helvetica" w:eastAsia="Helvetica" w:cs="Helvetica"/>
-                <w:i w:val="false"/>
-                <w:b w:val="false"/>
-                <w:u w:val="none"/>
-                <w:strike w:val="false"/>
-                <w:sz w:val="17"/>
-                <w:szCs w:val="17"/>
-                <w:color w:val="24212B"/>
-              </w:rPr>
-              <w:t xml:space="preserve">8</w:t>
-            </w:r>
-          </w:p>
-        </w:tc>
-        <w:tc>
-          <w:tcPr>
-            <w:tcBorders>
-              <w:bottom w:val="none" w:sz="0" w:space="0" w:color="000000"/>
-              <w:top w:val="none" w:sz="0" w:space="0" w:color="000000"/>
-              <w:left w:val="none" w:sz="0" w:space="0" w:color="000000"/>
-              <w:right w:val="none" w:sz="0" w:space="0" w:color="000000"/>
-            </w:tcBorders>
-            <w:shd w:val="clear" w:color="auto" w:fill="FFFFFF"/>
-            <w:tcMar>
-              <w:top w:w="0" w:type="dxa"/>
-              <w:bottom w:w="0" w:type="dxa"/>
-              <w:left w:w="0" w:type="dxa"/>
-              <w:right w:w="0" w:type="dxa"/>
-            </w:tcMar>
-            <w:vAlign w:val="center"/>
-          </w:tcPr>
-          <w:p>
-            <w:pPr>
-              <w:jc w:val="center"/>
-              <w:pBdr>
-                <w:bottom w:val="none" w:sz="0" w:space="0" w:color="000000"/>
-                <w:top w:val="none" w:sz="0" w:space="0" w:color="000000"/>
-                <w:left w:val="none" w:sz="0" w:space="0" w:color="000000"/>
-                <w:right w:val="none" w:sz="0" w:space="0" w:color="000000"/>
-              </w:pBdr>
-              <w:spacing w:after="60" w:before="60" w:line="240"/>
-              <w:ind w:left="60" w:right="60" w:firstLine="0" w:firstLineChars="0"/>
-              <w:rPr>
-                <w:rFonts w:ascii="Helvetica" w:hAnsi="Helvetica" w:eastAsia="Helvetica" w:cs="Helvetica"/>
-                <w:i w:val="false"/>
-                <w:b w:val="false"/>
-                <w:u w:val="none"/>
-                <w:strike w:val="false"/>
-                <w:sz w:val="17"/>
-                <w:szCs w:val="17"/>
-                <w:color w:val="24212B"/>
-              </w:rPr>
-            </w:pPr>
-            <w:r>
-              <w:rPr>
-                <w:rFonts w:ascii="Helvetica" w:hAnsi="Helvetica" w:eastAsia="Helvetica" w:cs="Helvetica"/>
-                <w:i w:val="false"/>
-                <w:b w:val="false"/>
-                <w:u w:val="none"/>
-                <w:strike w:val="false"/>
-                <w:sz w:val="17"/>
-                <w:szCs w:val="17"/>
-                <w:color w:val="24212B"/>
-              </w:rPr>
-              <w:t xml:space="preserve">0.869</w:t>
+              <w:t xml:space="preserve">anxiety</w:t>
+            </w:r>
+          </w:p>
+        </w:tc>
+        <w:tc>
+          <w:tcPr>
+            <w:tcBorders>
+              <w:bottom w:val="none" w:sz="0" w:space="0" w:color="000000"/>
+              <w:top w:val="none" w:sz="0" w:space="0" w:color="000000"/>
+              <w:left w:val="none" w:sz="0" w:space="0" w:color="000000"/>
+              <w:right w:val="none" w:sz="0" w:space="0" w:color="000000"/>
+            </w:tcBorders>
+            <w:shd w:val="clear" w:color="auto" w:fill="FFFFFF"/>
+            <w:tcMar>
+              <w:top w:w="0" w:type="dxa"/>
+              <w:bottom w:w="0" w:type="dxa"/>
+              <w:left w:w="0" w:type="dxa"/>
+              <w:right w:w="0" w:type="dxa"/>
+            </w:tcMar>
+            <w:vAlign w:val="center"/>
+          </w:tcPr>
+          <w:p>
+            <w:pPr>
+              <w:jc w:val="center"/>
+              <w:pBdr>
+                <w:bottom w:val="none" w:sz="0" w:space="0" w:color="000000"/>
+                <w:top w:val="none" w:sz="0" w:space="0" w:color="000000"/>
+                <w:left w:val="none" w:sz="0" w:space="0" w:color="000000"/>
+                <w:right w:val="none" w:sz="0" w:space="0" w:color="000000"/>
+              </w:pBdr>
+              <w:spacing w:after="60" w:before="60" w:line="240"/>
+              <w:ind w:left="60" w:right="60" w:firstLine="0" w:firstLineChars="0"/>
+              <w:rPr>
+                <w:rFonts w:ascii="Helvetica" w:hAnsi="Helvetica" w:eastAsia="Helvetica" w:cs="Helvetica"/>
+                <w:i w:val="false"/>
+                <w:b w:val="false"/>
+                <w:u w:val="none"/>
+                <w:strike w:val="false"/>
+                <w:sz w:val="17"/>
+                <w:szCs w:val="17"/>
+                <w:color w:val="24212B"/>
+              </w:rPr>
+            </w:pPr>
+            <w:r>
+              <w:rPr>
+                <w:rFonts w:ascii="Helvetica" w:hAnsi="Helvetica" w:eastAsia="Helvetica" w:cs="Helvetica"/>
+                <w:i w:val="false"/>
+                <w:b w:val="false"/>
+                <w:u w:val="none"/>
+                <w:strike w:val="false"/>
+                <w:sz w:val="17"/>
+                <w:szCs w:val="17"/>
+                <w:color w:val="24212B"/>
+              </w:rPr>
+              <w:t xml:space="preserve">5</w:t>
+            </w:r>
+          </w:p>
+        </w:tc>
+        <w:tc>
+          <w:tcPr>
+            <w:tcBorders>
+              <w:bottom w:val="none" w:sz="0" w:space="0" w:color="000000"/>
+              <w:top w:val="none" w:sz="0" w:space="0" w:color="000000"/>
+              <w:left w:val="none" w:sz="0" w:space="0" w:color="000000"/>
+              <w:right w:val="none" w:sz="0" w:space="0" w:color="000000"/>
+            </w:tcBorders>
+            <w:shd w:val="clear" w:color="auto" w:fill="FFFFFF"/>
+            <w:tcMar>
+              <w:top w:w="0" w:type="dxa"/>
+              <w:bottom w:w="0" w:type="dxa"/>
+              <w:left w:w="0" w:type="dxa"/>
+              <w:right w:w="0" w:type="dxa"/>
+            </w:tcMar>
+            <w:vAlign w:val="center"/>
+          </w:tcPr>
+          <w:p>
+            <w:pPr>
+              <w:jc w:val="center"/>
+              <w:pBdr>
+                <w:bottom w:val="none" w:sz="0" w:space="0" w:color="000000"/>
+                <w:top w:val="none" w:sz="0" w:space="0" w:color="000000"/>
+                <w:left w:val="none" w:sz="0" w:space="0" w:color="000000"/>
+                <w:right w:val="none" w:sz="0" w:space="0" w:color="000000"/>
+              </w:pBdr>
+              <w:spacing w:after="60" w:before="60" w:line="240"/>
+              <w:ind w:left="60" w:right="60" w:firstLine="0" w:firstLineChars="0"/>
+              <w:rPr>
+                <w:rFonts w:ascii="Helvetica" w:hAnsi="Helvetica" w:eastAsia="Helvetica" w:cs="Helvetica"/>
+                <w:i w:val="false"/>
+                <w:b w:val="false"/>
+                <w:u w:val="none"/>
+                <w:strike w:val="false"/>
+                <w:sz w:val="17"/>
+                <w:szCs w:val="17"/>
+                <w:color w:val="24212B"/>
+              </w:rPr>
+            </w:pPr>
+            <w:r>
+              <w:rPr>
+                <w:rFonts w:ascii="Helvetica" w:hAnsi="Helvetica" w:eastAsia="Helvetica" w:cs="Helvetica"/>
+                <w:i w:val="false"/>
+                <w:b w:val="false"/>
+                <w:u w:val="none"/>
+                <w:strike w:val="false"/>
+                <w:sz w:val="17"/>
+                <w:szCs w:val="17"/>
+                <w:color w:val="24212B"/>
+              </w:rPr>
+              <w:t xml:space="preserve">0.515</w:t>
             </w:r>
           </w:p>
         </w:tc>
@@ -4036,7 +4564,7 @@
         <w:trPr>
           <w:trHeight w:val="462" w:hRule="auto"/>
         </w:trPr>
-        body15
+        body17
         <w:tc>
           <w:tcPr>
             <w:vMerge/>
@@ -4129,115 +4657,379 @@
                 <w:szCs w:val="17"/>
                 <w:color w:val="24212B"/>
               </w:rPr>
-              <w:t xml:space="preserve">anxiety</w:t>
-            </w:r>
-          </w:p>
-        </w:tc>
-        <w:tc>
-          <w:tcPr>
-            <w:tcBorders>
-              <w:bottom w:val="none" w:sz="0" w:space="0" w:color="000000"/>
-              <w:top w:val="none" w:sz="0" w:space="0" w:color="000000"/>
-              <w:left w:val="none" w:sz="0" w:space="0" w:color="000000"/>
-              <w:right w:val="none" w:sz="0" w:space="0" w:color="000000"/>
-            </w:tcBorders>
-            <w:shd w:val="clear" w:color="auto" w:fill="FFFFFF"/>
-            <w:tcMar>
-              <w:top w:w="0" w:type="dxa"/>
-              <w:bottom w:w="0" w:type="dxa"/>
-              <w:left w:w="0" w:type="dxa"/>
-              <w:right w:w="0" w:type="dxa"/>
-            </w:tcMar>
-            <w:vAlign w:val="center"/>
-          </w:tcPr>
-          <w:p>
-            <w:pPr>
-              <w:jc w:val="center"/>
-              <w:pBdr>
-                <w:bottom w:val="none" w:sz="0" w:space="0" w:color="000000"/>
-                <w:top w:val="none" w:sz="0" w:space="0" w:color="000000"/>
-                <w:left w:val="none" w:sz="0" w:space="0" w:color="000000"/>
-                <w:right w:val="none" w:sz="0" w:space="0" w:color="000000"/>
-              </w:pBdr>
-              <w:spacing w:after="60" w:before="60" w:line="240"/>
-              <w:ind w:left="60" w:right="60" w:firstLine="0" w:firstLineChars="0"/>
-              <w:rPr>
-                <w:rFonts w:ascii="Helvetica" w:hAnsi="Helvetica" w:eastAsia="Helvetica" w:cs="Helvetica"/>
-                <w:i w:val="false"/>
-                <w:b w:val="false"/>
-                <w:u w:val="none"/>
-                <w:strike w:val="false"/>
-                <w:sz w:val="17"/>
-                <w:szCs w:val="17"/>
-                <w:color w:val="24212B"/>
-              </w:rPr>
-            </w:pPr>
-            <w:r>
-              <w:rPr>
-                <w:rFonts w:ascii="Helvetica" w:hAnsi="Helvetica" w:eastAsia="Helvetica" w:cs="Helvetica"/>
-                <w:i w:val="false"/>
-                <w:b w:val="false"/>
-                <w:u w:val="none"/>
-                <w:strike w:val="false"/>
-                <w:sz w:val="17"/>
-                <w:szCs w:val="17"/>
-                <w:color w:val="24212B"/>
-              </w:rPr>
-              <w:t xml:space="preserve">4</w:t>
-            </w:r>
-          </w:p>
-        </w:tc>
-        <w:tc>
-          <w:tcPr>
-            <w:tcBorders>
-              <w:bottom w:val="none" w:sz="0" w:space="0" w:color="000000"/>
-              <w:top w:val="none" w:sz="0" w:space="0" w:color="000000"/>
-              <w:left w:val="none" w:sz="0" w:space="0" w:color="000000"/>
-              <w:right w:val="none" w:sz="0" w:space="0" w:color="000000"/>
-            </w:tcBorders>
-            <w:shd w:val="clear" w:color="auto" w:fill="FFFFFF"/>
-            <w:tcMar>
-              <w:top w:w="0" w:type="dxa"/>
-              <w:bottom w:w="0" w:type="dxa"/>
-              <w:left w:w="0" w:type="dxa"/>
-              <w:right w:w="0" w:type="dxa"/>
-            </w:tcMar>
-            <w:vAlign w:val="center"/>
-          </w:tcPr>
-          <w:p>
-            <w:pPr>
-              <w:jc w:val="center"/>
-              <w:pBdr>
-                <w:bottom w:val="none" w:sz="0" w:space="0" w:color="000000"/>
-                <w:top w:val="none" w:sz="0" w:space="0" w:color="000000"/>
-                <w:left w:val="none" w:sz="0" w:space="0" w:color="000000"/>
-                <w:right w:val="none" w:sz="0" w:space="0" w:color="000000"/>
-              </w:pBdr>
-              <w:spacing w:after="60" w:before="60" w:line="240"/>
-              <w:ind w:left="60" w:right="60" w:firstLine="0" w:firstLineChars="0"/>
-              <w:rPr>
-                <w:rFonts w:ascii="Helvetica" w:hAnsi="Helvetica" w:eastAsia="Helvetica" w:cs="Helvetica"/>
-                <w:i w:val="false"/>
-                <w:b w:val="false"/>
-                <w:u w:val="none"/>
-                <w:strike w:val="false"/>
-                <w:sz w:val="17"/>
-                <w:szCs w:val="17"/>
-                <w:color w:val="24212B"/>
-              </w:rPr>
-            </w:pPr>
-            <w:r>
-              <w:rPr>
-                <w:rFonts w:ascii="Helvetica" w:hAnsi="Helvetica" w:eastAsia="Helvetica" w:cs="Helvetica"/>
-                <w:i w:val="false"/>
-                <w:b w:val="false"/>
-                <w:u w:val="none"/>
-                <w:strike w:val="false"/>
-                <w:sz w:val="17"/>
-                <w:szCs w:val="17"/>
-                <w:color w:val="24212B"/>
-              </w:rPr>
-              <w:t xml:space="preserve">0.876</w:t>
+              <w:t xml:space="preserve">sleep disorder</w:t>
+            </w:r>
+          </w:p>
+        </w:tc>
+        <w:tc>
+          <w:tcPr>
+            <w:tcBorders>
+              <w:bottom w:val="none" w:sz="0" w:space="0" w:color="000000"/>
+              <w:top w:val="none" w:sz="0" w:space="0" w:color="000000"/>
+              <w:left w:val="none" w:sz="0" w:space="0" w:color="000000"/>
+              <w:right w:val="none" w:sz="0" w:space="0" w:color="000000"/>
+            </w:tcBorders>
+            <w:shd w:val="clear" w:color="auto" w:fill="FFFFFF"/>
+            <w:tcMar>
+              <w:top w:w="0" w:type="dxa"/>
+              <w:bottom w:w="0" w:type="dxa"/>
+              <w:left w:w="0" w:type="dxa"/>
+              <w:right w:w="0" w:type="dxa"/>
+            </w:tcMar>
+            <w:vAlign w:val="center"/>
+          </w:tcPr>
+          <w:p>
+            <w:pPr>
+              <w:jc w:val="center"/>
+              <w:pBdr>
+                <w:bottom w:val="none" w:sz="0" w:space="0" w:color="000000"/>
+                <w:top w:val="none" w:sz="0" w:space="0" w:color="000000"/>
+                <w:left w:val="none" w:sz="0" w:space="0" w:color="000000"/>
+                <w:right w:val="none" w:sz="0" w:space="0" w:color="000000"/>
+              </w:pBdr>
+              <w:spacing w:after="60" w:before="60" w:line="240"/>
+              <w:ind w:left="60" w:right="60" w:firstLine="0" w:firstLineChars="0"/>
+              <w:rPr>
+                <w:rFonts w:ascii="Helvetica" w:hAnsi="Helvetica" w:eastAsia="Helvetica" w:cs="Helvetica"/>
+                <w:i w:val="false"/>
+                <w:b w:val="false"/>
+                <w:u w:val="none"/>
+                <w:strike w:val="false"/>
+                <w:sz w:val="17"/>
+                <w:szCs w:val="17"/>
+                <w:color w:val="24212B"/>
+              </w:rPr>
+            </w:pPr>
+            <w:r>
+              <w:rPr>
+                <w:rFonts w:ascii="Helvetica" w:hAnsi="Helvetica" w:eastAsia="Helvetica" w:cs="Helvetica"/>
+                <w:i w:val="false"/>
+                <w:b w:val="false"/>
+                <w:u w:val="none"/>
+                <w:strike w:val="false"/>
+                <w:sz w:val="17"/>
+                <w:szCs w:val="17"/>
+                <w:color w:val="24212B"/>
+              </w:rPr>
+              <w:t xml:space="preserve">10</w:t>
+            </w:r>
+          </w:p>
+        </w:tc>
+        <w:tc>
+          <w:tcPr>
+            <w:tcBorders>
+              <w:bottom w:val="none" w:sz="0" w:space="0" w:color="000000"/>
+              <w:top w:val="none" w:sz="0" w:space="0" w:color="000000"/>
+              <w:left w:val="none" w:sz="0" w:space="0" w:color="000000"/>
+              <w:right w:val="none" w:sz="0" w:space="0" w:color="000000"/>
+            </w:tcBorders>
+            <w:shd w:val="clear" w:color="auto" w:fill="FFFFFF"/>
+            <w:tcMar>
+              <w:top w:w="0" w:type="dxa"/>
+              <w:bottom w:w="0" w:type="dxa"/>
+              <w:left w:w="0" w:type="dxa"/>
+              <w:right w:w="0" w:type="dxa"/>
+            </w:tcMar>
+            <w:vAlign w:val="center"/>
+          </w:tcPr>
+          <w:p>
+            <w:pPr>
+              <w:jc w:val="center"/>
+              <w:pBdr>
+                <w:bottom w:val="none" w:sz="0" w:space="0" w:color="000000"/>
+                <w:top w:val="none" w:sz="0" w:space="0" w:color="000000"/>
+                <w:left w:val="none" w:sz="0" w:space="0" w:color="000000"/>
+                <w:right w:val="none" w:sz="0" w:space="0" w:color="000000"/>
+              </w:pBdr>
+              <w:spacing w:after="60" w:before="60" w:line="240"/>
+              <w:ind w:left="60" w:right="60" w:firstLine="0" w:firstLineChars="0"/>
+              <w:rPr>
+                <w:rFonts w:ascii="Helvetica" w:hAnsi="Helvetica" w:eastAsia="Helvetica" w:cs="Helvetica"/>
+                <w:i w:val="false"/>
+                <w:b w:val="false"/>
+                <w:u w:val="none"/>
+                <w:strike w:val="false"/>
+                <w:sz w:val="17"/>
+                <w:szCs w:val="17"/>
+                <w:color w:val="24212B"/>
+              </w:rPr>
+            </w:pPr>
+            <w:r>
+              <w:rPr>
+                <w:rFonts w:ascii="Helvetica" w:hAnsi="Helvetica" w:eastAsia="Helvetica" w:cs="Helvetica"/>
+                <w:i w:val="false"/>
+                <w:b w:val="false"/>
+                <w:u w:val="none"/>
+                <w:strike w:val="false"/>
+                <w:sz w:val="17"/>
+                <w:szCs w:val="17"/>
+                <w:color w:val="24212B"/>
+              </w:rPr>
+              <w:t xml:space="preserve">0.555</w:t>
+            </w:r>
+          </w:p>
+        </w:tc>
+        <w:tc>
+          <w:tcPr>
+            <w:tcBorders>
+              <w:bottom w:val="none" w:sz="0" w:space="0" w:color="000000"/>
+              <w:top w:val="none" w:sz="0" w:space="0" w:color="000000"/>
+              <w:left w:val="none" w:sz="0" w:space="0" w:color="000000"/>
+              <w:right w:val="none" w:sz="0" w:space="0" w:color="000000"/>
+            </w:tcBorders>
+            <w:shd w:val="clear" w:color="auto" w:fill="FFFFFF"/>
+            <w:tcMar>
+              <w:top w:w="0" w:type="dxa"/>
+              <w:bottom w:w="0" w:type="dxa"/>
+              <w:left w:w="0" w:type="dxa"/>
+              <w:right w:w="0" w:type="dxa"/>
+            </w:tcMar>
+            <w:vAlign w:val="center"/>
+          </w:tcPr>
+          <w:p>
+            <w:pPr>
+              <w:jc w:val="center"/>
+              <w:pBdr>
+                <w:bottom w:val="none" w:sz="0" w:space="0" w:color="000000"/>
+                <w:top w:val="none" w:sz="0" w:space="0" w:color="000000"/>
+                <w:left w:val="none" w:sz="0" w:space="0" w:color="000000"/>
+                <w:right w:val="none" w:sz="0" w:space="0" w:color="000000"/>
+              </w:pBdr>
+              <w:spacing w:after="60" w:before="60" w:line="240"/>
+              <w:ind w:left="60" w:right="60" w:firstLine="0" w:firstLineChars="0"/>
+              <w:rPr>
+                <w:rFonts w:ascii="Helvetica" w:hAnsi="Helvetica" w:eastAsia="Helvetica" w:cs="Helvetica"/>
+                <w:i w:val="false"/>
+                <w:b w:val="false"/>
+                <w:u w:val="none"/>
+                <w:strike w:val="false"/>
+                <w:sz w:val="17"/>
+                <w:szCs w:val="17"/>
+                <w:color w:val="24212B"/>
+              </w:rPr>
+            </w:pPr>
+            <w:r>
+              <w:rPr>
+                <w:rFonts w:ascii="Helvetica" w:hAnsi="Helvetica" w:eastAsia="Helvetica" w:cs="Helvetica"/>
+                <w:i w:val="false"/>
+                <w:b w:val="false"/>
+                <w:u w:val="none"/>
+                <w:strike w:val="false"/>
+                <w:sz w:val="17"/>
+                <w:szCs w:val="17"/>
+                <w:color w:val="24212B"/>
+              </w:rPr>
+              <w:t xml:space="preserve"/>
+            </w:r>
+          </w:p>
+        </w:tc>
+      </w:tr>
+      <w:tr>
+        <w:trPr>
+          <w:trHeight w:val="429" w:hRule="auto"/>
+        </w:trPr>
+        body18
+        <w:tc>
+          <w:tcPr>
+            <w:vMerge/>
+            <w:tcBorders>
+              <w:bottom w:val="none" w:sz="0" w:space="0" w:color="000000"/>
+              <w:top w:val="none" w:sz="0" w:space="0" w:color="000000"/>
+              <w:left w:val="none" w:sz="0" w:space="0" w:color="000000"/>
+              <w:right w:val="none" w:sz="0" w:space="0" w:color="000000"/>
+            </w:tcBorders>
+            <w:shd w:val="clear" w:color="auto" w:fill="FFFFFF"/>
+            <w:tcMar>
+              <w:top w:w="0" w:type="dxa"/>
+              <w:bottom w:w="0" w:type="dxa"/>
+              <w:left w:w="0" w:type="dxa"/>
+              <w:right w:w="0" w:type="dxa"/>
+            </w:tcMar>
+            <w:vAlign w:val="center"/>
+          </w:tcPr>
+          <w:p>
+            <w:pPr>
+              <w:jc w:val="left"/>
+              <w:pBdr>
+                <w:bottom w:val="none" w:sz="0" w:space="0" w:color="000000"/>
+                <w:top w:val="none" w:sz="0" w:space="0" w:color="000000"/>
+                <w:left w:val="none" w:sz="0" w:space="0" w:color="000000"/>
+                <w:right w:val="none" w:sz="0" w:space="0" w:color="000000"/>
+              </w:pBdr>
+              <w:spacing w:after="60" w:before="60" w:line="240"/>
+              <w:ind w:left="60" w:right="60" w:firstLine="0" w:firstLineChars="0"/>
+              <w:rPr>
+                <w:rFonts w:ascii="Helvetica" w:hAnsi="Helvetica" w:eastAsia="Helvetica" w:cs="Helvetica"/>
+                <w:i w:val="false"/>
+                <w:b w:val="true"/>
+                <w:u w:val="none"/>
+                <w:strike w:val="false"/>
+                <w:sz w:val="17"/>
+                <w:szCs w:val="17"/>
+                <w:color w:val="24212B"/>
+              </w:rPr>
+            </w:pPr>
+          </w:p>
+        </w:tc>
+        <w:tc>
+          <w:tcPr>
+            <w:tcBorders>
+              <w:bottom w:val="none" w:sz="0" w:space="0" w:color="000000"/>
+              <w:top w:val="none" w:sz="0" w:space="0" w:color="000000"/>
+              <w:left w:val="none" w:sz="0" w:space="0" w:color="000000"/>
+              <w:right w:val="none" w:sz="0" w:space="0" w:color="000000"/>
+            </w:tcBorders>
+            <w:shd w:val="clear" w:color="auto" w:fill="FFFFFF"/>
+            <w:tcMar>
+              <w:top w:w="0" w:type="dxa"/>
+              <w:bottom w:w="0" w:type="dxa"/>
+              <w:left w:w="0" w:type="dxa"/>
+              <w:right w:w="0" w:type="dxa"/>
+            </w:tcMar>
+            <w:vAlign w:val="center"/>
+          </w:tcPr>
+          <w:p>
+            <w:pPr>
+              <w:jc w:val="center"/>
+              <w:pBdr>
+                <w:bottom w:val="none" w:sz="0" w:space="0" w:color="000000"/>
+                <w:top w:val="none" w:sz="0" w:space="0" w:color="000000"/>
+                <w:left w:val="none" w:sz="0" w:space="0" w:color="000000"/>
+                <w:right w:val="none" w:sz="0" w:space="0" w:color="000000"/>
+              </w:pBdr>
+              <w:spacing w:after="60" w:before="60" w:line="240"/>
+              <w:ind w:left="60" w:right="60" w:firstLine="0" w:firstLineChars="0"/>
+              <w:rPr>
+                <w:rFonts w:ascii="Helvetica" w:hAnsi="Helvetica" w:eastAsia="Helvetica" w:cs="Helvetica"/>
+                <w:i w:val="false"/>
+                <w:b w:val="false"/>
+                <w:u w:val="none"/>
+                <w:strike w:val="false"/>
+                <w:sz w:val="17"/>
+                <w:szCs w:val="17"/>
+                <w:color w:val="24212B"/>
+              </w:rPr>
+            </w:pPr>
+            <w:r>
+              <w:rPr>
+                <w:rFonts w:ascii="Helvetica" w:hAnsi="Helvetica" w:eastAsia="Helvetica" w:cs="Helvetica"/>
+                <w:i w:val="false"/>
+                <w:b w:val="false"/>
+                <w:u w:val="none"/>
+                <w:strike w:val="false"/>
+                <w:sz w:val="17"/>
+                <w:szCs w:val="17"/>
+                <w:color w:val="24212B"/>
+              </w:rPr>
+              <w:t xml:space="preserve">weakness</w:t>
+            </w:r>
+          </w:p>
+        </w:tc>
+        <w:tc>
+          <w:tcPr>
+            <w:tcBorders>
+              <w:bottom w:val="none" w:sz="0" w:space="0" w:color="000000"/>
+              <w:top w:val="none" w:sz="0" w:space="0" w:color="000000"/>
+              <w:left w:val="none" w:sz="0" w:space="0" w:color="000000"/>
+              <w:right w:val="none" w:sz="0" w:space="0" w:color="000000"/>
+            </w:tcBorders>
+            <w:shd w:val="clear" w:color="auto" w:fill="FFFFFF"/>
+            <w:tcMar>
+              <w:top w:w="0" w:type="dxa"/>
+              <w:bottom w:w="0" w:type="dxa"/>
+              <w:left w:w="0" w:type="dxa"/>
+              <w:right w:w="0" w:type="dxa"/>
+            </w:tcMar>
+            <w:vAlign w:val="center"/>
+          </w:tcPr>
+          <w:p>
+            <w:pPr>
+              <w:jc w:val="center"/>
+              <w:pBdr>
+                <w:bottom w:val="none" w:sz="0" w:space="0" w:color="000000"/>
+                <w:top w:val="none" w:sz="0" w:space="0" w:color="000000"/>
+                <w:left w:val="none" w:sz="0" w:space="0" w:color="000000"/>
+                <w:right w:val="none" w:sz="0" w:space="0" w:color="000000"/>
+              </w:pBdr>
+              <w:spacing w:after="60" w:before="60" w:line="240"/>
+              <w:ind w:left="60" w:right="60" w:firstLine="0" w:firstLineChars="0"/>
+              <w:rPr>
+                <w:rFonts w:ascii="Helvetica" w:hAnsi="Helvetica" w:eastAsia="Helvetica" w:cs="Helvetica"/>
+                <w:i w:val="false"/>
+                <w:b w:val="false"/>
+                <w:u w:val="none"/>
+                <w:strike w:val="false"/>
+                <w:sz w:val="17"/>
+                <w:szCs w:val="17"/>
+                <w:color w:val="24212B"/>
+              </w:rPr>
+            </w:pPr>
+            <w:r>
+              <w:rPr>
+                <w:rFonts w:ascii="Helvetica" w:hAnsi="Helvetica" w:eastAsia="Helvetica" w:cs="Helvetica"/>
+                <w:i w:val="false"/>
+                <w:b w:val="false"/>
+                <w:u w:val="none"/>
+                <w:strike w:val="false"/>
+                <w:sz w:val="17"/>
+                <w:szCs w:val="17"/>
+                <w:color w:val="24212B"/>
+              </w:rPr>
+              <w:t xml:space="preserve">3</w:t>
+            </w:r>
+          </w:p>
+        </w:tc>
+        <w:tc>
+          <w:tcPr>
+            <w:tcBorders>
+              <w:bottom w:val="none" w:sz="0" w:space="0" w:color="000000"/>
+              <w:top w:val="none" w:sz="0" w:space="0" w:color="000000"/>
+              <w:left w:val="none" w:sz="0" w:space="0" w:color="000000"/>
+              <w:right w:val="none" w:sz="0" w:space="0" w:color="000000"/>
+            </w:tcBorders>
+            <w:shd w:val="clear" w:color="auto" w:fill="FFFFFF"/>
+            <w:tcMar>
+              <w:top w:w="0" w:type="dxa"/>
+              <w:bottom w:w="0" w:type="dxa"/>
+              <w:left w:w="0" w:type="dxa"/>
+              <w:right w:w="0" w:type="dxa"/>
+            </w:tcMar>
+            <w:vAlign w:val="center"/>
+          </w:tcPr>
+          <w:p>
+            <w:pPr>
+              <w:jc w:val="center"/>
+              <w:pBdr>
+                <w:bottom w:val="none" w:sz="0" w:space="0" w:color="000000"/>
+                <w:top w:val="none" w:sz="0" w:space="0" w:color="000000"/>
+                <w:left w:val="none" w:sz="0" w:space="0" w:color="000000"/>
+                <w:right w:val="none" w:sz="0" w:space="0" w:color="000000"/>
+              </w:pBdr>
+              <w:spacing w:after="60" w:before="60" w:line="240"/>
+              <w:ind w:left="60" w:right="60" w:firstLine="0" w:firstLineChars="0"/>
+              <w:rPr>
+                <w:rFonts w:ascii="Helvetica" w:hAnsi="Helvetica" w:eastAsia="Helvetica" w:cs="Helvetica"/>
+                <w:i w:val="false"/>
+                <w:b w:val="false"/>
+                <w:u w:val="none"/>
+                <w:strike w:val="false"/>
+                <w:sz w:val="17"/>
+                <w:szCs w:val="17"/>
+                <w:color w:val="24212B"/>
+              </w:rPr>
+            </w:pPr>
+            <w:r>
+              <w:rPr>
+                <w:rFonts w:ascii="Helvetica" w:hAnsi="Helvetica" w:eastAsia="Helvetica" w:cs="Helvetica"/>
+                <w:i w:val="false"/>
+                <w:b w:val="false"/>
+                <w:u w:val="none"/>
+                <w:strike w:val="false"/>
+                <w:sz w:val="17"/>
+                <w:szCs w:val="17"/>
+                <w:color w:val="24212B"/>
+              </w:rPr>
+              <w:t xml:space="preserve">0.596</w:t>
             </w:r>
           </w:p>
         </w:tc>
@@ -4300,7 +5092,7 @@
         <w:trPr>
           <w:trHeight w:val="430" w:hRule="auto"/>
         </w:trPr>
-        body16
+        body19
         <w:tc>
           <w:tcPr>
             <w:vMerge/>
@@ -4393,7 +5185,7 @@
                 <w:szCs w:val="17"/>
                 <w:color w:val="24212B"/>
               </w:rPr>
-              <w:t xml:space="preserve">headache</w:t>
+              <w:t xml:space="preserve">decreased concentration</w:t>
             </w:r>
           </w:p>
         </w:tc>
@@ -4501,7 +5293,7 @@
                 <w:szCs w:val="17"/>
                 <w:color w:val="24212B"/>
               </w:rPr>
-              <w:t xml:space="preserve">0.880</w:t>
+              <w:t xml:space="preserve">0.737</w:t>
             </w:r>
           </w:p>
         </w:tc>
@@ -4562,9 +5354,9 @@
       </w:tr>
       <w:tr>
         <w:trPr>
-          <w:trHeight w:val="429" w:hRule="auto"/>
+          <w:trHeight w:val="430" w:hRule="auto"/>
         </w:trPr>
-        body17
+        body20
         <w:tc>
           <w:tcPr>
             <w:vMerge/>
@@ -4657,7 +5449,7 @@
                 <w:szCs w:val="17"/>
                 <w:color w:val="24212B"/>
               </w:rPr>
-              <w:t xml:space="preserve">muscle tension</w:t>
+              <w:t xml:space="preserve">headache</w:t>
             </w:r>
           </w:p>
         </w:tc>
@@ -4711,7 +5503,7 @@
                 <w:szCs w:val="17"/>
                 <w:color w:val="24212B"/>
               </w:rPr>
-              <w:t xml:space="preserve">3</w:t>
+              <w:t xml:space="preserve">5</w:t>
             </w:r>
           </w:p>
         </w:tc>
@@ -4765,7 +5557,7 @@
                 <w:szCs w:val="17"/>
                 <w:color w:val="24212B"/>
               </w:rPr>
-              <w:t xml:space="preserve">0.954</w:t>
+              <w:t xml:space="preserve">0.843</w:t>
             </w:r>
           </w:p>
         </w:tc>
